--- a/refs.docx
+++ b/refs.docx
@@ -1,6 +1,6 @@
 
 <file path=word/document.xml><?xml version="1.0" encoding="utf-8"?>
-<w:document xmlns:wpc="http://schemas.microsoft.com/office/word/2010/wordprocessingCanvas" xmlns:cx="http://schemas.microsoft.com/office/drawing/2014/chartex" xmlns:mc="http://schemas.openxmlformats.org/markup-compatibility/2006" xmlns:o="urn:schemas-microsoft-com:office:office" xmlns:r="http://schemas.openxmlformats.org/officeDocument/2006/relationships" xmlns:m="http://schemas.openxmlformats.org/officeDocument/2006/math" xmlns:v="urn:schemas-microsoft-com:vml" xmlns:wp14="http://schemas.microsoft.com/office/word/2010/wordprocessingDrawing" xmlns:wp="http://schemas.openxmlformats.org/drawingml/2006/wordprocessingDrawing" xmlns:w10="urn:schemas-microsoft-com:office:word" xmlns:w="http://schemas.openxmlformats.org/wordprocessingml/2006/main" xmlns:w14="http://schemas.microsoft.com/office/word/2010/wordml" xmlns:w15="http://schemas.microsoft.com/office/word/2012/wordml" xmlns:w16se="http://schemas.microsoft.com/office/word/2015/wordml/symex" xmlns:wpg="http://schemas.microsoft.com/office/word/2010/wordprocessingGroup" xmlns:wpi="http://schemas.microsoft.com/office/word/2010/wordprocessingInk" xmlns:wne="http://schemas.microsoft.com/office/word/2006/wordml" xmlns:wps="http://schemas.microsoft.com/office/word/2010/wordprocessingShape" mc:Ignorable="w14 w15 w16se wp14">
+<w:document xmlns:wpc="http://schemas.microsoft.com/office/word/2010/wordprocessingCanvas" xmlns:mc="http://schemas.openxmlformats.org/markup-compatibility/2006" xmlns:o="urn:schemas-microsoft-com:office:office" xmlns:r="http://schemas.openxmlformats.org/officeDocument/2006/relationships" xmlns:m="http://schemas.openxmlformats.org/officeDocument/2006/math" xmlns:v="urn:schemas-microsoft-com:vml" xmlns:wp14="http://schemas.microsoft.com/office/word/2010/wordprocessingDrawing" xmlns:wp="http://schemas.openxmlformats.org/drawingml/2006/wordprocessingDrawing" xmlns:w10="urn:schemas-microsoft-com:office:word" xmlns:w="http://schemas.openxmlformats.org/wordprocessingml/2006/main" xmlns:w14="http://schemas.microsoft.com/office/word/2010/wordml" xmlns:w15="http://schemas.microsoft.com/office/word/2012/wordml" xmlns:wpg="http://schemas.microsoft.com/office/word/2010/wordprocessingGroup" xmlns:wpi="http://schemas.microsoft.com/office/word/2010/wordprocessingInk" xmlns:wne="http://schemas.microsoft.com/office/word/2006/wordml" xmlns:wps="http://schemas.microsoft.com/office/word/2010/wordprocessingShape" mc:Ignorable="w14 w15 wp14">
   <w:body>
     <w:p>
       <w:pPr>
@@ -228,18 +228,6 @@
         </w:numPr>
       </w:pPr>
       <w:r>
-        <w:t>[kameyama2005]</w:t>
-      </w:r>
-    </w:p>
-    <w:p>
-      <w:pPr>
-        <w:pStyle w:val="a3"/>
-        <w:numPr>
-          <w:ilvl w:val="0"/>
-          <w:numId w:val="1"/>
-        </w:numPr>
-      </w:pPr>
-      <w:r>
         <w:t>[</w:t>
       </w:r>
       <w:proofErr w:type="spellStart"/>
@@ -318,6 +306,39 @@
         </w:numPr>
       </w:pPr>
       <w:r>
+        <w:rPr>
+          <w:lang w:val="en-US"/>
+        </w:rPr>
+        <w:t>-//-</w:t>
+      </w:r>
+    </w:p>
+    <w:p>
+      <w:pPr>
+        <w:pStyle w:val="a3"/>
+        <w:numPr>
+          <w:ilvl w:val="0"/>
+          <w:numId w:val="1"/>
+        </w:numPr>
+      </w:pPr>
+      <w:r>
+        <w:t>[kameyama2005</w:t>
+      </w:r>
+      <w:r>
+        <w:rPr>
+          <w:lang w:val="en-US"/>
+        </w:rPr>
+        <w:t>]</w:t>
+      </w:r>
+    </w:p>
+    <w:p>
+      <w:pPr>
+        <w:pStyle w:val="a3"/>
+        <w:numPr>
+          <w:ilvl w:val="0"/>
+          <w:numId w:val="1"/>
+        </w:numPr>
+      </w:pPr>
+      <w:r>
         <w:t>[-- 9]</w:t>
       </w:r>
     </w:p>
@@ -343,23 +364,6 @@
       </w:pPr>
       <w:proofErr w:type="spellStart"/>
       <w:r>
-        <w:t>Snow</w:t>
-      </w:r>
-      <w:proofErr w:type="spellEnd"/>
-      <w:r>
-        <w:t>, PH?</w:t>
-      </w:r>
-    </w:p>
-    <w:p>
-      <w:pPr>
-        <w:pStyle w:val="a3"/>
-        <w:numPr>
-          <w:ilvl w:val="0"/>
-          <w:numId w:val="1"/>
-        </w:numPr>
-      </w:pPr>
-      <w:proofErr w:type="spellStart"/>
-      <w:r>
         <w:t>Davydov</w:t>
       </w:r>
       <w:proofErr w:type="spellEnd"/>
@@ -374,33 +378,12 @@
           <w:ilvl w:val="0"/>
           <w:numId w:val="1"/>
         </w:numPr>
-        <w:rPr>
-          <w:strike/>
-        </w:rPr>
-      </w:pPr>
-      <w:r>
-        <w:rPr>
-          <w:strike/>
-        </w:rPr>
-        <w:t>[-- 14]</w:t>
-      </w:r>
-    </w:p>
-    <w:p>
-      <w:pPr>
-        <w:pStyle w:val="a3"/>
-        <w:numPr>
-          <w:ilvl w:val="0"/>
-          <w:numId w:val="1"/>
-        </w:numPr>
-        <w:rPr>
-          <w:strike/>
-        </w:rPr>
-      </w:pPr>
-      <w:r>
-        <w:rPr>
-          <w:strike/>
-        </w:rPr>
-        <w:t>[-- 15]</w:t>
+      </w:pPr>
+      <w:r>
+        <w:rPr>
+          <w:lang w:val="en-US"/>
+        </w:rPr>
+        <w:t>Kasha</w:t>
       </w:r>
     </w:p>
     <w:p>
@@ -426,6 +409,24 @@
           <w:lang w:val="en-US"/>
         </w:rPr>
       </w:pPr>
+      <w:r>
+        <w:rPr>
+          <w:highlight w:val="yellow"/>
+        </w:rPr>
+        <w:t>DelaTorre2013</w:t>
+      </w:r>
+    </w:p>
+    <w:p>
+      <w:pPr>
+        <w:pStyle w:val="a3"/>
+        <w:numPr>
+          <w:ilvl w:val="0"/>
+          <w:numId w:val="1"/>
+        </w:numPr>
+        <w:rPr>
+          <w:lang w:val="en-US"/>
+        </w:rPr>
+      </w:pPr>
       <w:proofErr w:type="spellStart"/>
       <w:r>
         <w:rPr>
@@ -634,6 +635,23 @@
           <w:numId w:val="1"/>
         </w:numPr>
         <w:rPr>
+          <w:lang w:val="en-US"/>
+        </w:rPr>
+      </w:pPr>
+      <w:r>
+        <w:t>Cycloph3</w:t>
+      </w:r>
+      <w:bookmarkStart w:id="0" w:name="_GoBack"/>
+      <w:bookmarkEnd w:id="0"/>
+    </w:p>
+    <w:p>
+      <w:pPr>
+        <w:pStyle w:val="a3"/>
+        <w:numPr>
+          <w:ilvl w:val="0"/>
+          <w:numId w:val="1"/>
+        </w:numPr>
+        <w:rPr>
           <w:highlight w:val="yellow"/>
           <w:lang w:val="en-US"/>
         </w:rPr>
@@ -665,25 +683,10 @@
         </w:rPr>
       </w:pPr>
       <w:r>
-        <w:t>Cycloph3</w:t>
-      </w:r>
-    </w:p>
-    <w:p>
-      <w:pPr>
-        <w:pStyle w:val="a3"/>
-        <w:numPr>
-          <w:ilvl w:val="0"/>
-          <w:numId w:val="1"/>
-        </w:numPr>
-        <w:rPr>
-          <w:lang w:val="en-US"/>
-        </w:rPr>
-      </w:pPr>
-      <w:r>
-        <w:rPr>
-          <w:highlight w:val="yellow"/>
-        </w:rPr>
-        <w:t>DelaTorre2013</w:t>
+        <w:rPr>
+          <w:lang w:val="en-US"/>
+        </w:rPr>
+        <w:t>-</w:t>
       </w:r>
     </w:p>
     <w:p>
@@ -1227,8 +1230,6 @@
         </w:rPr>
         <w:t>53</w:t>
       </w:r>
-      <w:bookmarkStart w:id="0" w:name="_GoBack"/>
-      <w:bookmarkEnd w:id="0"/>
     </w:p>
     <w:sectPr>
       <w:pgSz w:w="11906" w:h="16838"/>
@@ -1241,8 +1242,8 @@
 </file>
 
 <file path=word/numbering.xml><?xml version="1.0" encoding="utf-8"?>
-<w:numbering xmlns:wpc="http://schemas.microsoft.com/office/word/2010/wordprocessingCanvas" xmlns:cx="http://schemas.microsoft.com/office/drawing/2014/chartex" xmlns:mc="http://schemas.openxmlformats.org/markup-compatibility/2006" xmlns:o="urn:schemas-microsoft-com:office:office" xmlns:r="http://schemas.openxmlformats.org/officeDocument/2006/relationships" xmlns:m="http://schemas.openxmlformats.org/officeDocument/2006/math" xmlns:v="urn:schemas-microsoft-com:vml" xmlns:wp14="http://schemas.microsoft.com/office/word/2010/wordprocessingDrawing" xmlns:wp="http://schemas.openxmlformats.org/drawingml/2006/wordprocessingDrawing" xmlns:w10="urn:schemas-microsoft-com:office:word" xmlns:w="http://schemas.openxmlformats.org/wordprocessingml/2006/main" xmlns:w14="http://schemas.microsoft.com/office/word/2010/wordml" xmlns:w15="http://schemas.microsoft.com/office/word/2012/wordml" xmlns:w16se="http://schemas.microsoft.com/office/word/2015/wordml/symex" xmlns:wpg="http://schemas.microsoft.com/office/word/2010/wordprocessingGroup" xmlns:wpi="http://schemas.microsoft.com/office/word/2010/wordprocessingInk" xmlns:wne="http://schemas.microsoft.com/office/word/2006/wordml" xmlns:wps="http://schemas.microsoft.com/office/word/2010/wordprocessingShape" mc:Ignorable="w14 w15 w16se wp14">
-  <w:abstractNum w:abstractNumId="0" w15:restartNumberingAfterBreak="0">
+<w:numbering xmlns:wpc="http://schemas.microsoft.com/office/word/2010/wordprocessingCanvas" xmlns:mc="http://schemas.openxmlformats.org/markup-compatibility/2006" xmlns:o="urn:schemas-microsoft-com:office:office" xmlns:r="http://schemas.openxmlformats.org/officeDocument/2006/relationships" xmlns:m="http://schemas.openxmlformats.org/officeDocument/2006/math" xmlns:v="urn:schemas-microsoft-com:vml" xmlns:wp14="http://schemas.microsoft.com/office/word/2010/wordprocessingDrawing" xmlns:wp="http://schemas.openxmlformats.org/drawingml/2006/wordprocessingDrawing" xmlns:w10="urn:schemas-microsoft-com:office:word" xmlns:w="http://schemas.openxmlformats.org/wordprocessingml/2006/main" xmlns:w14="http://schemas.microsoft.com/office/word/2010/wordml" xmlns:w15="http://schemas.microsoft.com/office/word/2012/wordml" xmlns:wpg="http://schemas.microsoft.com/office/word/2010/wordprocessingGroup" xmlns:wpi="http://schemas.microsoft.com/office/word/2010/wordprocessingInk" xmlns:wne="http://schemas.microsoft.com/office/word/2006/wordml" xmlns:wps="http://schemas.microsoft.com/office/word/2010/wordprocessingShape" mc:Ignorable="w14 w15 wp14">
+  <w:abstractNum w:abstractNumId="0">
     <w:nsid w:val="041A7D2E"/>
     <w:multiLevelType w:val="hybridMultilevel"/>
     <w:tmpl w:val="6C4639F2"/>
@@ -1338,7 +1339,7 @@
 </file>
 
 <file path=word/styles.xml><?xml version="1.0" encoding="utf-8"?>
-<w:styles xmlns:mc="http://schemas.openxmlformats.org/markup-compatibility/2006" xmlns:r="http://schemas.openxmlformats.org/officeDocument/2006/relationships" xmlns:w="http://schemas.openxmlformats.org/wordprocessingml/2006/main" xmlns:w14="http://schemas.microsoft.com/office/word/2010/wordml" xmlns:w15="http://schemas.microsoft.com/office/word/2012/wordml" xmlns:w16se="http://schemas.microsoft.com/office/word/2015/wordml/symex" mc:Ignorable="w14 w15 w16se">
+<w:styles xmlns:mc="http://schemas.openxmlformats.org/markup-compatibility/2006" xmlns:r="http://schemas.openxmlformats.org/officeDocument/2006/relationships" xmlns:w="http://schemas.openxmlformats.org/wordprocessingml/2006/main" xmlns:w14="http://schemas.microsoft.com/office/word/2010/wordml" xmlns:w15="http://schemas.microsoft.com/office/word/2012/wordml" mc:Ignorable="w14 w15">
   <w:docDefaults>
     <w:rPrDefault>
       <w:rPr>

--- a/refs.docx
+++ b/refs.docx
@@ -9,20 +9,159 @@
           <w:ilvl w:val="0"/>
           <w:numId w:val="1"/>
         </w:numPr>
-      </w:pPr>
-      <w:proofErr w:type="spellStart"/>
-      <w:r>
-        <w:t>Ms</w:t>
-      </w:r>
-      <w:proofErr w:type="spellEnd"/>
-      <w:r>
+        <w:rPr>
+          <w:lang w:val="en-US"/>
+        </w:rPr>
+      </w:pPr>
+      <w:r>
+        <w:rPr>
+          <w:lang w:val="en-US"/>
+        </w:rPr>
+        <w:t xml:space="preserve">D. </w:t>
+      </w:r>
+      <w:proofErr w:type="spellStart"/>
+      <w:r>
+        <w:rPr>
+          <w:lang w:val="en-US"/>
+        </w:rPr>
+        <w:t>W</w:t>
+      </w:r>
+      <w:r>
+        <w:rPr>
+          <w:rFonts w:cstheme="minorHAnsi"/>
+          <w:lang w:val="en-US"/>
+        </w:rPr>
+        <w:t>ö</w:t>
+      </w:r>
+      <w:r>
+        <w:rPr>
+          <w:lang w:val="en-US"/>
+        </w:rPr>
+        <w:t>hrle</w:t>
+      </w:r>
+      <w:proofErr w:type="spellEnd"/>
+      <w:r>
+        <w:rPr>
+          <w:lang w:val="en-US"/>
+        </w:rPr>
+        <w:t xml:space="preserve">, </w:t>
+      </w:r>
+      <w:r>
+        <w:rPr>
+          <w:lang w:val="en-US"/>
+        </w:rPr>
+        <w:t xml:space="preserve">G. </w:t>
+      </w:r>
+      <w:proofErr w:type="spellStart"/>
+      <w:r>
+        <w:rPr>
+          <w:lang w:val="en-US"/>
+        </w:rPr>
+        <w:t>Schnurpfeil</w:t>
+      </w:r>
+      <w:proofErr w:type="spellEnd"/>
+      <w:r>
+        <w:rPr>
+          <w:lang w:val="en-US"/>
+        </w:rPr>
+        <w:t xml:space="preserve">, </w:t>
+      </w:r>
+      <w:r>
+        <w:rPr>
+          <w:lang w:val="en-US"/>
+        </w:rPr>
+        <w:t>S.G.</w:t>
+      </w:r>
+      <w:r>
+        <w:rPr>
+          <w:lang w:val="en-US"/>
+        </w:rPr>
+        <w:t xml:space="preserve"> Makarov, </w:t>
+      </w:r>
+      <w:r>
+        <w:rPr>
+          <w:lang w:val="en-US"/>
+        </w:rPr>
+        <w:t>A.</w:t>
+      </w:r>
+      <w:r>
+        <w:rPr>
+          <w:lang w:val="en-US"/>
+        </w:rPr>
         <w:t xml:space="preserve"> </w:t>
       </w:r>
       <w:proofErr w:type="spellStart"/>
       <w:r>
-        <w:t>appl</w:t>
-      </w:r>
-      <w:proofErr w:type="spellEnd"/>
+        <w:rPr>
+          <w:lang w:val="en-US"/>
+        </w:rPr>
+        <w:t>Kazarin</w:t>
+      </w:r>
+      <w:proofErr w:type="spellEnd"/>
+      <w:r>
+        <w:rPr>
+          <w:lang w:val="en-US"/>
+        </w:rPr>
+        <w:t xml:space="preserve">, </w:t>
+      </w:r>
+      <w:r>
+        <w:rPr>
+          <w:lang w:val="en-US"/>
+        </w:rPr>
+        <w:t>O.N.</w:t>
+      </w:r>
+      <w:r>
+        <w:rPr>
+          <w:lang w:val="en-US"/>
+        </w:rPr>
+        <w:t xml:space="preserve"> </w:t>
+      </w:r>
+      <w:proofErr w:type="spellStart"/>
+      <w:r>
+        <w:rPr>
+          <w:lang w:val="en-US"/>
+        </w:rPr>
+        <w:t>Suvorova</w:t>
+      </w:r>
+      <w:proofErr w:type="spellEnd"/>
+      <w:r>
+        <w:rPr>
+          <w:lang w:val="en-US"/>
+        </w:rPr>
+        <w:t xml:space="preserve">, </w:t>
+      </w:r>
+      <w:proofErr w:type="spellStart"/>
+      <w:r>
+        <w:rPr>
+          <w:lang w:val="en-US"/>
+        </w:rPr>
+        <w:t>Macroheterocycles</w:t>
+      </w:r>
+      <w:proofErr w:type="spellEnd"/>
+      <w:r>
+        <w:rPr>
+          <w:lang w:val="en-US"/>
+        </w:rPr>
+        <w:t>, 2012,</w:t>
+      </w:r>
+      <w:r>
+        <w:rPr>
+          <w:lang w:val="en-US"/>
+        </w:rPr>
+        <w:t xml:space="preserve"> 5</w:t>
+      </w:r>
+      <w:r>
+        <w:rPr>
+          <w:lang w:val="en-US"/>
+        </w:rPr>
+        <w:t>,</w:t>
+      </w:r>
+      <w:r>
+        <w:rPr>
+          <w:lang w:val="en-US"/>
+        </w:rPr>
+        <w:t xml:space="preserve"> 191. </w:t>
+      </w:r>
     </w:p>
     <w:p>
       <w:pPr>
@@ -31,9 +170,67 @@
           <w:ilvl w:val="0"/>
           <w:numId w:val="1"/>
         </w:numPr>
-      </w:pPr>
-      <w:r>
-        <w:t>[1]</w:t>
+        <w:rPr>
+          <w:lang w:val="en-US"/>
+        </w:rPr>
+      </w:pPr>
+      <w:r>
+        <w:rPr>
+          <w:lang w:val="en-US"/>
+        </w:rPr>
+        <w:t>N.B.</w:t>
+      </w:r>
+      <w:r>
+        <w:rPr>
+          <w:lang w:val="en-US"/>
+        </w:rPr>
+        <w:t xml:space="preserve"> </w:t>
+      </w:r>
+      <w:proofErr w:type="spellStart"/>
+      <w:r>
+        <w:rPr>
+          <w:lang w:val="en-US"/>
+        </w:rPr>
+        <w:t>McKeown</w:t>
+      </w:r>
+      <w:proofErr w:type="spellEnd"/>
+      <w:r>
+        <w:rPr>
+          <w:lang w:val="en-US"/>
+        </w:rPr>
+        <w:t>,</w:t>
+      </w:r>
+      <w:r>
+        <w:rPr>
+          <w:lang w:val="en-US"/>
+        </w:rPr>
+        <w:t xml:space="preserve"> </w:t>
+      </w:r>
+      <w:proofErr w:type="spellStart"/>
+      <w:r>
+        <w:rPr>
+          <w:lang w:val="en-US"/>
+        </w:rPr>
+        <w:t>Phthalocyanine</w:t>
+      </w:r>
+      <w:proofErr w:type="spellEnd"/>
+      <w:r>
+        <w:rPr>
+          <w:lang w:val="en-US"/>
+        </w:rPr>
+        <w:t xml:space="preserve"> Materials, Cambridge</w:t>
+      </w:r>
+      <w:r>
+        <w:rPr>
+          <w:lang w:val="en-US"/>
+        </w:rPr>
+        <w:t xml:space="preserve"> </w:t>
+      </w:r>
+      <w:r>
+        <w:rPr>
+          <w:lang w:val="en-US"/>
+        </w:rPr>
+        <w:t>University Press, 1998.</w:t>
       </w:r>
     </w:p>
     <w:p>
@@ -43,9 +240,151 @@
           <w:ilvl w:val="0"/>
           <w:numId w:val="1"/>
         </w:numPr>
-      </w:pPr>
-      <w:r>
-        <w:t>[2]</w:t>
+        <w:rPr>
+          <w:lang w:val="en-US"/>
+        </w:rPr>
+      </w:pPr>
+      <w:r>
+        <w:rPr>
+          <w:lang w:val="en-US"/>
+        </w:rPr>
+        <w:t>P.</w:t>
+      </w:r>
+      <w:r>
+        <w:rPr>
+          <w:lang w:val="en-US"/>
+        </w:rPr>
+        <w:t xml:space="preserve"> </w:t>
+      </w:r>
+      <w:proofErr w:type="spellStart"/>
+      <w:r>
+        <w:rPr>
+          <w:lang w:val="en-US"/>
+        </w:rPr>
+        <w:t>Erk</w:t>
+      </w:r>
+      <w:proofErr w:type="spellEnd"/>
+      <w:r>
+        <w:rPr>
+          <w:lang w:val="en-US"/>
+        </w:rPr>
+        <w:t xml:space="preserve">, </w:t>
+      </w:r>
+      <w:r>
+        <w:rPr>
+          <w:lang w:val="en-US"/>
+        </w:rPr>
+        <w:t xml:space="preserve">H. </w:t>
+      </w:r>
+      <w:proofErr w:type="spellStart"/>
+      <w:r>
+        <w:rPr>
+          <w:lang w:val="en-US"/>
+        </w:rPr>
+        <w:t>Engelsberg</w:t>
+      </w:r>
+      <w:proofErr w:type="spellEnd"/>
+      <w:r>
+        <w:rPr>
+          <w:lang w:val="en-US"/>
+        </w:rPr>
+        <w:t>,</w:t>
+      </w:r>
+      <w:r>
+        <w:rPr>
+          <w:lang w:val="en-US"/>
+        </w:rPr>
+        <w:t xml:space="preserve"> </w:t>
+      </w:r>
+      <w:r>
+        <w:rPr>
+          <w:lang w:val="en-US"/>
+        </w:rPr>
+        <w:t>in</w:t>
+      </w:r>
+      <w:r>
+        <w:rPr>
+          <w:lang w:val="en-US"/>
+        </w:rPr>
+        <w:t xml:space="preserve"> The </w:t>
+      </w:r>
+      <w:proofErr w:type="spellStart"/>
+      <w:r>
+        <w:rPr>
+          <w:lang w:val="en-US"/>
+        </w:rPr>
+        <w:t>Porphyrin</w:t>
+      </w:r>
+      <w:proofErr w:type="spellEnd"/>
+      <w:r>
+        <w:rPr>
+          <w:lang w:val="en-US"/>
+        </w:rPr>
+        <w:t xml:space="preserve"> Handbook</w:t>
+      </w:r>
+      <w:r>
+        <w:rPr>
+          <w:lang w:val="en-US"/>
+        </w:rPr>
+        <w:t xml:space="preserve">, ed. </w:t>
+      </w:r>
+      <w:r>
+        <w:rPr>
+          <w:lang w:val="en-US"/>
+        </w:rPr>
+        <w:t xml:space="preserve">K. M. </w:t>
+      </w:r>
+      <w:proofErr w:type="spellStart"/>
+      <w:r>
+        <w:rPr>
+          <w:lang w:val="en-US"/>
+        </w:rPr>
+        <w:t>Kadish</w:t>
+      </w:r>
+      <w:proofErr w:type="spellEnd"/>
+      <w:r>
+        <w:rPr>
+          <w:lang w:val="en-US"/>
+        </w:rPr>
+        <w:t>, K. M. Smith</w:t>
+      </w:r>
+      <w:r>
+        <w:rPr>
+          <w:lang w:val="en-US"/>
+        </w:rPr>
+        <w:t xml:space="preserve"> and R. </w:t>
+      </w:r>
+      <w:proofErr w:type="spellStart"/>
+      <w:r>
+        <w:rPr>
+          <w:lang w:val="en-US"/>
+        </w:rPr>
+        <w:t>Guilard</w:t>
+      </w:r>
+      <w:proofErr w:type="spellEnd"/>
+      <w:r>
+        <w:rPr>
+          <w:lang w:val="en-US"/>
+        </w:rPr>
+        <w:t>, Academic Press, San Diego, 2003</w:t>
+      </w:r>
+      <w:r>
+        <w:rPr>
+          <w:lang w:val="en-US"/>
+        </w:rPr>
+        <w:t xml:space="preserve">, 19, </w:t>
+      </w:r>
+      <w:r>
+        <w:rPr>
+          <w:lang w:val="en-US"/>
+        </w:rPr>
+        <w:t>105</w:t>
+      </w:r>
+      <w:r>
+        <w:rPr>
+          <w:lang w:val="en-US"/>
+        </w:rPr>
+        <w:t>.</w:t>
       </w:r>
     </w:p>
     <w:p>
@@ -55,9 +394,53 @@
           <w:ilvl w:val="0"/>
           <w:numId w:val="1"/>
         </w:numPr>
-      </w:pPr>
-      <w:r>
-        <w:t>[3? OTFT]</w:t>
+        <w:rPr>
+          <w:lang w:val="en-US"/>
+        </w:rPr>
+      </w:pPr>
+      <w:r>
+        <w:rPr>
+          <w:lang w:val="en-US"/>
+        </w:rPr>
+        <w:t xml:space="preserve">B.H. </w:t>
+      </w:r>
+      <w:proofErr w:type="spellStart"/>
+      <w:r>
+        <w:rPr>
+          <w:lang w:val="en-US"/>
+        </w:rPr>
+        <w:t>Lessard</w:t>
+      </w:r>
+      <w:proofErr w:type="spellEnd"/>
+      <w:r>
+        <w:rPr>
+          <w:lang w:val="en-US"/>
+        </w:rPr>
+        <w:t xml:space="preserve">, </w:t>
+      </w:r>
+      <w:r>
+        <w:rPr>
+          <w:lang w:val="en-US"/>
+        </w:rPr>
+        <w:t>ACS Appl. Mater. Interfaces</w:t>
+      </w:r>
+      <w:r>
+        <w:rPr>
+          <w:lang w:val="en-US"/>
+        </w:rPr>
+        <w:t>,</w:t>
+      </w:r>
+      <w:r>
+        <w:rPr>
+          <w:lang w:val="en-US"/>
+        </w:rPr>
+        <w:t xml:space="preserve"> 2021, 13, 31321</w:t>
+      </w:r>
+      <w:r>
+        <w:rPr>
+          <w:lang w:val="en-US"/>
+        </w:rPr>
+        <w:t>.</w:t>
       </w:r>
     </w:p>
     <w:p>
@@ -67,9 +450,165 @@
           <w:ilvl w:val="0"/>
           <w:numId w:val="1"/>
         </w:numPr>
-      </w:pPr>
-      <w:r>
-        <w:t>[4? OTFT]</w:t>
+        <w:rPr>
+          <w:lang w:val="en-US"/>
+        </w:rPr>
+      </w:pPr>
+      <w:r>
+        <w:rPr>
+          <w:lang w:val="en-US"/>
+        </w:rPr>
+        <w:t>Z</w:t>
+      </w:r>
+      <w:r>
+        <w:rPr>
+          <w:lang w:val="en-US"/>
+        </w:rPr>
+        <w:t xml:space="preserve">.J. </w:t>
+      </w:r>
+      <w:proofErr w:type="spellStart"/>
+      <w:r>
+        <w:rPr>
+          <w:lang w:val="en-US"/>
+        </w:rPr>
+        <w:t>Comeau</w:t>
+      </w:r>
+      <w:proofErr w:type="spellEnd"/>
+      <w:r>
+        <w:rPr>
+          <w:lang w:val="en-US"/>
+        </w:rPr>
+        <w:t>, R</w:t>
+      </w:r>
+      <w:r>
+        <w:rPr>
+          <w:lang w:val="en-US"/>
+        </w:rPr>
+        <w:t>.R. Cranston</w:t>
+      </w:r>
+      <w:r>
+        <w:rPr>
+          <w:lang w:val="en-US"/>
+        </w:rPr>
+        <w:t>, H</w:t>
+      </w:r>
+      <w:r>
+        <w:rPr>
+          <w:lang w:val="en-US"/>
+        </w:rPr>
+        <w:t>.</w:t>
+      </w:r>
+      <w:r>
+        <w:rPr>
+          <w:lang w:val="en-US"/>
+        </w:rPr>
+        <w:t xml:space="preserve">R. </w:t>
+      </w:r>
+      <w:proofErr w:type="spellStart"/>
+      <w:r>
+        <w:rPr>
+          <w:lang w:val="en-US"/>
+        </w:rPr>
+        <w:t>Lamontagne</w:t>
+      </w:r>
+      <w:proofErr w:type="spellEnd"/>
+      <w:r>
+        <w:rPr>
+          <w:lang w:val="en-US"/>
+        </w:rPr>
+        <w:t xml:space="preserve">, </w:t>
+      </w:r>
+      <w:r>
+        <w:rPr>
+          <w:lang w:val="en-US"/>
+        </w:rPr>
+        <w:t>A</w:t>
+      </w:r>
+      <w:r>
+        <w:rPr>
+          <w:lang w:val="en-US"/>
+        </w:rPr>
+        <w:t>.</w:t>
+      </w:r>
+      <w:r>
+        <w:rPr>
+          <w:lang w:val="en-US"/>
+        </w:rPr>
+        <w:t xml:space="preserve">J. </w:t>
+      </w:r>
+      <w:proofErr w:type="spellStart"/>
+      <w:r>
+        <w:rPr>
+          <w:lang w:val="en-US"/>
+        </w:rPr>
+        <w:t>Shuhendler</w:t>
+      </w:r>
+      <w:proofErr w:type="spellEnd"/>
+      <w:r>
+        <w:rPr>
+          <w:lang w:val="en-US"/>
+        </w:rPr>
+        <w:t>,</w:t>
+      </w:r>
+      <w:r>
+        <w:rPr>
+          <w:lang w:val="en-US"/>
+        </w:rPr>
+        <w:t xml:space="preserve"> B</w:t>
+      </w:r>
+      <w:r>
+        <w:rPr>
+          <w:lang w:val="en-US"/>
+        </w:rPr>
+        <w:t>.</w:t>
+      </w:r>
+      <w:r>
+        <w:rPr>
+          <w:lang w:val="en-US"/>
+        </w:rPr>
+        <w:t xml:space="preserve">H. </w:t>
+      </w:r>
+      <w:proofErr w:type="spellStart"/>
+      <w:r>
+        <w:rPr>
+          <w:lang w:val="en-US"/>
+        </w:rPr>
+        <w:t>Lessard</w:t>
+      </w:r>
+      <w:proofErr w:type="spellEnd"/>
+      <w:r>
+        <w:rPr>
+          <w:lang w:val="en-US"/>
+        </w:rPr>
+        <w:t xml:space="preserve">, </w:t>
+      </w:r>
+      <w:proofErr w:type="spellStart"/>
+      <w:r>
+        <w:rPr>
+          <w:lang w:val="en-US"/>
+        </w:rPr>
+        <w:t>Commun</w:t>
+      </w:r>
+      <w:proofErr w:type="spellEnd"/>
+      <w:r>
+        <w:rPr>
+          <w:lang w:val="en-US"/>
+        </w:rPr>
+        <w:t xml:space="preserve">. Chem., </w:t>
+      </w:r>
+      <w:proofErr w:type="gramStart"/>
+      <w:r>
+        <w:rPr>
+          <w:lang w:val="en-US"/>
+        </w:rPr>
+        <w:t>2022</w:t>
+      </w:r>
+      <w:proofErr w:type="gramEnd"/>
+      <w:r>
+        <w:rPr>
+          <w:lang w:val="en-US"/>
+        </w:rPr>
+        <w:t>, 5, 178.</w:t>
       </w:r>
     </w:p>
     <w:p>
@@ -79,25 +618,53 @@
           <w:ilvl w:val="0"/>
           <w:numId w:val="1"/>
         </w:numPr>
-      </w:pPr>
-      <w:r>
-        <w:t xml:space="preserve">NIR </w:t>
-      </w:r>
-      <w:proofErr w:type="spellStart"/>
-      <w:r>
-        <w:t>fluor</w:t>
-      </w:r>
-      <w:proofErr w:type="spellEnd"/>
-      <w:r>
+        <w:rPr>
+          <w:lang w:val="en-US"/>
+        </w:rPr>
+      </w:pPr>
+      <w:r>
+        <w:rPr>
+          <w:lang w:val="en-US"/>
+        </w:rPr>
+        <w:t xml:space="preserve">H. Kobayashi, P.L. </w:t>
+      </w:r>
+      <w:proofErr w:type="spellStart"/>
+      <w:r>
+        <w:rPr>
+          <w:lang w:val="en-US"/>
+        </w:rPr>
+        <w:t>Choyke</w:t>
+      </w:r>
+      <w:proofErr w:type="spellEnd"/>
+      <w:r>
+        <w:rPr>
+          <w:lang w:val="en-US"/>
+        </w:rPr>
+        <w:t>,</w:t>
+      </w:r>
+      <w:r>
+        <w:rPr>
+          <w:lang w:val="en-US"/>
+        </w:rPr>
+        <w:t xml:space="preserve"> Acc. Chem</w:t>
+      </w:r>
+      <w:r>
+        <w:rPr>
+          <w:lang w:val="en-US"/>
+        </w:rPr>
         <w:t xml:space="preserve">. </w:t>
       </w:r>
-      <w:proofErr w:type="spellStart"/>
-      <w:r>
-        <w:t>Diagn</w:t>
-      </w:r>
-      <w:proofErr w:type="spellEnd"/>
-      <w:r>
-        <w:t>.</w:t>
+      <w:r>
+        <w:rPr>
+          <w:lang w:val="en-US"/>
+        </w:rPr>
+        <w:t>Res</w:t>
+      </w:r>
+      <w:r>
+        <w:rPr>
+          <w:lang w:val="en-US"/>
+        </w:rPr>
+        <w:t>., 2019, 52, 2332</w:t>
       </w:r>
     </w:p>
     <w:p>
@@ -107,9 +674,83 @@
           <w:ilvl w:val="0"/>
           <w:numId w:val="1"/>
         </w:numPr>
-      </w:pPr>
-      <w:r>
-        <w:t>PDIT</w:t>
+        <w:rPr>
+          <w:lang w:val="en-US"/>
+        </w:rPr>
+      </w:pPr>
+      <w:r>
+        <w:rPr>
+          <w:lang w:val="en-US"/>
+        </w:rPr>
+        <w:t xml:space="preserve">S.G. Makarov, O.N. </w:t>
+      </w:r>
+      <w:proofErr w:type="spellStart"/>
+      <w:r>
+        <w:rPr>
+          <w:lang w:val="en-US"/>
+        </w:rPr>
+        <w:t>Suvorova</w:t>
+      </w:r>
+      <w:proofErr w:type="spellEnd"/>
+      <w:r>
+        <w:rPr>
+          <w:lang w:val="en-US"/>
+        </w:rPr>
+        <w:t xml:space="preserve">, D. </w:t>
+      </w:r>
+      <w:proofErr w:type="spellStart"/>
+      <w:r>
+        <w:rPr>
+          <w:lang w:val="en-US"/>
+        </w:rPr>
+        <w:t>W</w:t>
+      </w:r>
+      <w:r>
+        <w:rPr>
+          <w:rFonts w:cstheme="minorHAnsi"/>
+          <w:lang w:val="en-US"/>
+        </w:rPr>
+        <w:t>öhrle</w:t>
+      </w:r>
+      <w:proofErr w:type="spellEnd"/>
+      <w:r>
+        <w:rPr>
+          <w:rFonts w:cstheme="minorHAnsi"/>
+          <w:lang w:val="en-US"/>
+        </w:rPr>
+        <w:t xml:space="preserve">, J. </w:t>
+      </w:r>
+      <w:proofErr w:type="spellStart"/>
+      <w:r>
+        <w:rPr>
+          <w:rFonts w:cstheme="minorHAnsi"/>
+          <w:lang w:val="en-US"/>
+        </w:rPr>
+        <w:t>Porphyrins</w:t>
+      </w:r>
+      <w:proofErr w:type="spellEnd"/>
+      <w:r>
+        <w:rPr>
+          <w:rFonts w:cstheme="minorHAnsi"/>
+          <w:lang w:val="en-US"/>
+        </w:rPr>
+        <w:t xml:space="preserve"> </w:t>
+      </w:r>
+      <w:proofErr w:type="spellStart"/>
+      <w:r>
+        <w:rPr>
+          <w:rFonts w:cstheme="minorHAnsi"/>
+          <w:lang w:val="en-US"/>
+        </w:rPr>
+        <w:t>Phthalocyanines</w:t>
+      </w:r>
+      <w:proofErr w:type="spellEnd"/>
+      <w:r>
+        <w:rPr>
+          <w:rFonts w:cstheme="minorHAnsi"/>
+          <w:lang w:val="en-US"/>
+        </w:rPr>
+        <w:t>, 2011, 15, 791.</w:t>
       </w:r>
     </w:p>
     <w:p>
@@ -119,20 +760,112 @@
           <w:ilvl w:val="0"/>
           <w:numId w:val="1"/>
         </w:numPr>
-      </w:pPr>
-      <w:proofErr w:type="spellStart"/>
-      <w:r>
-        <w:t>Ms</w:t>
-      </w:r>
-      <w:proofErr w:type="spellEnd"/>
-      <w:r>
+        <w:rPr>
+          <w:lang w:val="en-US"/>
+        </w:rPr>
+      </w:pPr>
+      <w:r>
+        <w:rPr>
+          <w:lang w:val="en-US"/>
+        </w:rPr>
+        <w:t xml:space="preserve">S.G. Makarov, G. </w:t>
+      </w:r>
+      <w:proofErr w:type="spellStart"/>
+      <w:r>
+        <w:rPr>
+          <w:lang w:val="en-US"/>
+        </w:rPr>
+        <w:t>Schnurpfeil</w:t>
+      </w:r>
+      <w:proofErr w:type="spellEnd"/>
+      <w:r>
+        <w:rPr>
+          <w:lang w:val="en-US"/>
+        </w:rPr>
+        <w:t xml:space="preserve">, </w:t>
+      </w:r>
+      <w:proofErr w:type="spellStart"/>
+      <w:r>
+        <w:rPr>
+          <w:lang w:val="en-US"/>
+        </w:rPr>
+        <w:t>S.Yu</w:t>
+      </w:r>
+      <w:proofErr w:type="spellEnd"/>
+      <w:r>
+        <w:rPr>
+          <w:lang w:val="en-US"/>
+        </w:rPr>
+        <w:t xml:space="preserve">. </w:t>
+      </w:r>
+      <w:proofErr w:type="spellStart"/>
+      <w:r>
+        <w:rPr>
+          <w:lang w:val="en-US"/>
+        </w:rPr>
+        <w:t>Ketkov</w:t>
+      </w:r>
+      <w:proofErr w:type="spellEnd"/>
+      <w:r>
+        <w:rPr>
+          <w:lang w:val="en-US"/>
+        </w:rPr>
+        <w:t xml:space="preserve">, D. </w:t>
+      </w:r>
+      <w:proofErr w:type="spellStart"/>
+      <w:r>
+        <w:rPr>
+          <w:lang w:val="en-US"/>
+        </w:rPr>
+        <w:t>W</w:t>
+      </w:r>
+      <w:r>
+        <w:rPr>
+          <w:rFonts w:cstheme="minorHAnsi"/>
+          <w:lang w:val="en-US"/>
+        </w:rPr>
+        <w:t>öhrle</w:t>
+      </w:r>
+      <w:proofErr w:type="spellEnd"/>
+      <w:r>
+        <w:rPr>
+          <w:rFonts w:cstheme="minorHAnsi"/>
+          <w:lang w:val="en-US"/>
+        </w:rPr>
+        <w:t xml:space="preserve">, J. </w:t>
+      </w:r>
+      <w:proofErr w:type="spellStart"/>
+      <w:r>
+        <w:rPr>
+          <w:rFonts w:cstheme="minorHAnsi"/>
+          <w:lang w:val="en-US"/>
+        </w:rPr>
+        <w:t>Porphyrins</w:t>
+      </w:r>
+      <w:proofErr w:type="spellEnd"/>
+      <w:r>
+        <w:rPr>
+          <w:rFonts w:cstheme="minorHAnsi"/>
+          <w:lang w:val="en-US"/>
+        </w:rPr>
         <w:t xml:space="preserve"> </w:t>
       </w:r>
       <w:proofErr w:type="spellStart"/>
       <w:r>
-        <w:t>rev</w:t>
-      </w:r>
-      <w:proofErr w:type="spellEnd"/>
+        <w:rPr>
+          <w:rFonts w:cstheme="minorHAnsi"/>
+          <w:lang w:val="en-US"/>
+        </w:rPr>
+        <w:t>Phthalocyanines</w:t>
+      </w:r>
+      <w:proofErr w:type="spellEnd"/>
+      <w:r>
+        <w:rPr>
+          <w:rFonts w:cstheme="minorHAnsi"/>
+          <w:lang w:val="en-US"/>
+        </w:rPr>
+        <w:t>, 2019, 24, 515.</w:t>
+      </w:r>
     </w:p>
     <w:p>
       <w:pPr>
@@ -141,22 +874,111 @@
           <w:ilvl w:val="0"/>
           <w:numId w:val="1"/>
         </w:numPr>
-      </w:pPr>
-      <w:proofErr w:type="spellStart"/>
-      <w:r>
-        <w:t>Ms</w:t>
-      </w:r>
-      <w:proofErr w:type="spellEnd"/>
-      <w:r>
+        <w:rPr>
+          <w:lang w:val="en-US"/>
+        </w:rPr>
+      </w:pPr>
+      <w:r>
+        <w:rPr>
+          <w:lang w:val="en-US"/>
+        </w:rPr>
+        <w:t xml:space="preserve">S.G. Makarov, G. </w:t>
+      </w:r>
+      <w:proofErr w:type="spellStart"/>
+      <w:r>
+        <w:rPr>
+          <w:lang w:val="en-US"/>
+        </w:rPr>
+        <w:t>Schnurpfeil</w:t>
+      </w:r>
+      <w:proofErr w:type="spellEnd"/>
+      <w:r>
+        <w:rPr>
+          <w:lang w:val="en-US"/>
+        </w:rPr>
+        <w:t xml:space="preserve">, </w:t>
+      </w:r>
+      <w:proofErr w:type="spellStart"/>
+      <w:r>
+        <w:rPr>
+          <w:lang w:val="en-US"/>
+        </w:rPr>
+        <w:t>S.Yu</w:t>
+      </w:r>
+      <w:proofErr w:type="spellEnd"/>
+      <w:r>
+        <w:rPr>
+          <w:lang w:val="en-US"/>
+        </w:rPr>
+        <w:t xml:space="preserve">. </w:t>
+      </w:r>
+      <w:proofErr w:type="spellStart"/>
+      <w:r>
+        <w:rPr>
+          <w:lang w:val="en-US"/>
+        </w:rPr>
+        <w:t>Ketkov</w:t>
+      </w:r>
+      <w:proofErr w:type="spellEnd"/>
+      <w:r>
+        <w:rPr>
+          <w:lang w:val="en-US"/>
+        </w:rPr>
+        <w:t xml:space="preserve">, D. </w:t>
+      </w:r>
+      <w:proofErr w:type="spellStart"/>
+      <w:r>
+        <w:rPr>
+          <w:lang w:val="en-US"/>
+        </w:rPr>
+        <w:t>W</w:t>
+      </w:r>
+      <w:r>
+        <w:rPr>
+          <w:rFonts w:cstheme="minorHAnsi"/>
+          <w:lang w:val="en-US"/>
+        </w:rPr>
+        <w:t>öhrle</w:t>
+      </w:r>
+      <w:proofErr w:type="spellEnd"/>
+      <w:r>
+        <w:rPr>
+          <w:rFonts w:cstheme="minorHAnsi"/>
+          <w:lang w:val="en-US"/>
+        </w:rPr>
+        <w:t xml:space="preserve">, J. </w:t>
+      </w:r>
+      <w:proofErr w:type="spellStart"/>
+      <w:r>
+        <w:rPr>
+          <w:rFonts w:cstheme="minorHAnsi"/>
+          <w:lang w:val="en-US"/>
+        </w:rPr>
+        <w:t>Porphyrins</w:t>
+      </w:r>
+      <w:proofErr w:type="spellEnd"/>
+      <w:r>
+        <w:rPr>
+          <w:rFonts w:cstheme="minorHAnsi"/>
+          <w:lang w:val="en-US"/>
+        </w:rPr>
         <w:t xml:space="preserve"> </w:t>
       </w:r>
       <w:proofErr w:type="spellStart"/>
       <w:r>
-        <w:t>calc</w:t>
-      </w:r>
-      <w:proofErr w:type="spellEnd"/>
-      <w:r>
-        <w:t xml:space="preserve"> 1</w:t>
+        <w:rPr>
+          <w:rFonts w:cstheme="minorHAnsi"/>
+          <w:lang w:val="en-US"/>
+        </w:rPr>
+        <w:t>Phthalocyanines</w:t>
+      </w:r>
+      <w:proofErr w:type="spellEnd"/>
+      <w:r>
+        <w:rPr>
+          <w:rFonts w:cstheme="minorHAnsi"/>
+          <w:lang w:val="en-US"/>
+        </w:rPr>
+        <w:t>, 2021, 25, 236.</w:t>
       </w:r>
     </w:p>
     <w:p>
@@ -166,22 +988,29 @@
           <w:ilvl w:val="0"/>
           <w:numId w:val="1"/>
         </w:numPr>
-      </w:pPr>
-      <w:proofErr w:type="spellStart"/>
-      <w:r>
-        <w:t>Ms</w:t>
-      </w:r>
-      <w:proofErr w:type="spellEnd"/>
-      <w:r>
-        <w:t xml:space="preserve"> </w:t>
-      </w:r>
-      <w:proofErr w:type="spellStart"/>
-      <w:r>
-        <w:t>calc</w:t>
-      </w:r>
-      <w:proofErr w:type="spellEnd"/>
-      <w:r>
-        <w:t xml:space="preserve"> 2</w:t>
+        <w:rPr>
+          <w:lang w:val="en-US"/>
+        </w:rPr>
+      </w:pPr>
+      <w:r>
+        <w:rPr>
+          <w:lang w:val="en-US"/>
+        </w:rPr>
+        <w:t xml:space="preserve">N. Kobayashi, </w:t>
+      </w:r>
+      <w:proofErr w:type="spellStart"/>
+      <w:r>
+        <w:rPr>
+          <w:lang w:val="en-US"/>
+        </w:rPr>
+        <w:t>Coord</w:t>
+      </w:r>
+      <w:proofErr w:type="spellEnd"/>
+      <w:r>
+        <w:rPr>
+          <w:lang w:val="en-US"/>
+        </w:rPr>
+        <w:t>. Chem. Rev., 2002, 227, 129.</w:t>
       </w:r>
     </w:p>
     <w:p>
@@ -191,9 +1020,59 @@
           <w:ilvl w:val="0"/>
           <w:numId w:val="1"/>
         </w:numPr>
-      </w:pPr>
-      <w:r>
-        <w:t>NK_CCR</w:t>
+        <w:rPr>
+          <w:lang w:val="en-US"/>
+        </w:rPr>
+      </w:pPr>
+      <w:r>
+        <w:rPr>
+          <w:lang w:val="en-US"/>
+        </w:rPr>
+        <w:t>NK</w:t>
+      </w:r>
+      <w:r>
+        <w:rPr>
+          <w:lang w:val="en-US"/>
+        </w:rPr>
+        <w:t>_</w:t>
+      </w:r>
+      <w:r>
+        <w:rPr>
+          <w:lang w:val="en-US"/>
+        </w:rPr>
+        <w:t>PH</w:t>
+      </w:r>
+      <w:r>
+        <w:rPr>
+          <w:lang w:val="en-US"/>
+        </w:rPr>
+        <w:t xml:space="preserve"> (</w:t>
+      </w:r>
+      <w:proofErr w:type="spellStart"/>
+      <w:r>
+        <w:rPr>
+          <w:lang w:val="en-US"/>
+        </w:rPr>
+        <w:t>oligopc</w:t>
+      </w:r>
+      <w:r>
+        <w:rPr>
+          <w:lang w:val="en-US"/>
+        </w:rPr>
+        <w:t>_</w:t>
+      </w:r>
+      <w:r>
+        <w:rPr>
+          <w:lang w:val="en-US"/>
+        </w:rPr>
+        <w:t>photophys</w:t>
+      </w:r>
+      <w:proofErr w:type="spellEnd"/>
+      <w:r>
+        <w:rPr>
+          <w:lang w:val="en-US"/>
+        </w:rPr>
+        <w:t>?)</w:t>
       </w:r>
     </w:p>
     <w:p>
@@ -203,20 +1082,145 @@
           <w:ilvl w:val="0"/>
           <w:numId w:val="1"/>
         </w:numPr>
-      </w:pPr>
-      <w:r>
-        <w:t>NK_PH</w:t>
-      </w:r>
-      <w:r>
-        <w:t xml:space="preserve"> (</w:t>
-      </w:r>
-      <w:proofErr w:type="spellStart"/>
-      <w:r>
-        <w:t>oligopc_photophys</w:t>
-      </w:r>
-      <w:proofErr w:type="spellEnd"/>
-      <w:r>
-        <w:t>?)</w:t>
+        <w:rPr>
+          <w:lang w:val="en-US"/>
+        </w:rPr>
+      </w:pPr>
+      <w:r>
+        <w:rPr>
+          <w:lang w:val="en-US"/>
+        </w:rPr>
+        <w:t>K</w:t>
+      </w:r>
+      <w:r>
+        <w:rPr>
+          <w:lang w:val="en-US"/>
+        </w:rPr>
+        <w:t>.</w:t>
+      </w:r>
+      <w:r>
+        <w:rPr>
+          <w:lang w:val="en-US"/>
+        </w:rPr>
+        <w:t xml:space="preserve"> </w:t>
+      </w:r>
+      <w:proofErr w:type="spellStart"/>
+      <w:r>
+        <w:rPr>
+          <w:lang w:val="en-US"/>
+        </w:rPr>
+        <w:t>Kameyama</w:t>
+      </w:r>
+      <w:proofErr w:type="spellEnd"/>
+      <w:r>
+        <w:rPr>
+          <w:lang w:val="en-US"/>
+        </w:rPr>
+        <w:t>, M</w:t>
+      </w:r>
+      <w:r>
+        <w:rPr>
+          <w:lang w:val="en-US"/>
+        </w:rPr>
+        <w:t>.</w:t>
+      </w:r>
+      <w:r>
+        <w:rPr>
+          <w:lang w:val="en-US"/>
+        </w:rPr>
+        <w:t xml:space="preserve"> </w:t>
+      </w:r>
+      <w:proofErr w:type="spellStart"/>
+      <w:r>
+        <w:rPr>
+          <w:lang w:val="en-US"/>
+        </w:rPr>
+        <w:t>Morisue</w:t>
+      </w:r>
+      <w:proofErr w:type="spellEnd"/>
+      <w:r>
+        <w:rPr>
+          <w:lang w:val="en-US"/>
+        </w:rPr>
+        <w:t>,</w:t>
+      </w:r>
+      <w:r>
+        <w:rPr>
+          <w:lang w:val="en-US"/>
+        </w:rPr>
+        <w:t xml:space="preserve"> </w:t>
+      </w:r>
+      <w:r>
+        <w:rPr>
+          <w:lang w:val="en-US"/>
+        </w:rPr>
+        <w:t>A</w:t>
+      </w:r>
+      <w:r>
+        <w:rPr>
+          <w:lang w:val="en-US"/>
+        </w:rPr>
+        <w:t>.</w:t>
+      </w:r>
+      <w:r>
+        <w:rPr>
+          <w:lang w:val="en-US"/>
+        </w:rPr>
+        <w:t xml:space="preserve"> </w:t>
+      </w:r>
+      <w:proofErr w:type="spellStart"/>
+      <w:r>
+        <w:rPr>
+          <w:lang w:val="en-US"/>
+        </w:rPr>
+        <w:t>Satake</w:t>
+      </w:r>
+      <w:proofErr w:type="spellEnd"/>
+      <w:r>
+        <w:rPr>
+          <w:lang w:val="en-US"/>
+        </w:rPr>
+        <w:t>, Y</w:t>
+      </w:r>
+      <w:r>
+        <w:rPr>
+          <w:lang w:val="en-US"/>
+        </w:rPr>
+        <w:t xml:space="preserve">. </w:t>
+      </w:r>
+      <w:proofErr w:type="spellStart"/>
+      <w:r>
+        <w:rPr>
+          <w:lang w:val="en-US"/>
+        </w:rPr>
+        <w:t>Kobuke</w:t>
+      </w:r>
+      <w:proofErr w:type="spellEnd"/>
+      <w:r>
+        <w:rPr>
+          <w:lang w:val="en-US"/>
+        </w:rPr>
+        <w:t xml:space="preserve">, </w:t>
+      </w:r>
+      <w:proofErr w:type="spellStart"/>
+      <w:r>
+        <w:rPr>
+          <w:lang w:val="en-US"/>
+        </w:rPr>
+        <w:t>Angew</w:t>
+      </w:r>
+      <w:proofErr w:type="spellEnd"/>
+      <w:r>
+        <w:rPr>
+          <w:lang w:val="en-US"/>
+        </w:rPr>
+        <w:t xml:space="preserve">. Chem. </w:t>
+      </w:r>
+      <w:r>
+        <w:rPr>
+          <w:lang w:val="en-US"/>
+        </w:rPr>
+        <w:t>Int. Ed. 2005, 44, 4763</w:t>
       </w:r>
     </w:p>
     <w:p>
@@ -226,17 +1230,126 @@
           <w:ilvl w:val="0"/>
           <w:numId w:val="1"/>
         </w:numPr>
-      </w:pPr>
-      <w:r>
-        <w:t>[</w:t>
-      </w:r>
-      <w:proofErr w:type="spellStart"/>
-      <w:r>
-        <w:t>kameyama</w:t>
-      </w:r>
-      <w:proofErr w:type="spellEnd"/>
-      <w:r>
-        <w:t xml:space="preserve"> 5]</w:t>
+        <w:rPr>
+          <w:lang w:val="en-US"/>
+        </w:rPr>
+      </w:pPr>
+      <w:r>
+        <w:rPr>
+          <w:lang w:val="en-US"/>
+        </w:rPr>
+        <w:t>A.W. Snow</w:t>
+      </w:r>
+      <w:r>
+        <w:rPr>
+          <w:lang w:val="en-US"/>
+        </w:rPr>
+        <w:t>,</w:t>
+      </w:r>
+      <w:r>
+        <w:rPr>
+          <w:lang w:val="en-US"/>
+        </w:rPr>
+        <w:t xml:space="preserve"> in </w:t>
+      </w:r>
+      <w:r>
+        <w:rPr>
+          <w:i/>
+          <w:lang w:val="en-US"/>
+        </w:rPr>
+        <w:t xml:space="preserve">The </w:t>
+      </w:r>
+      <w:proofErr w:type="spellStart"/>
+      <w:r>
+        <w:rPr>
+          <w:i/>
+          <w:lang w:val="en-US"/>
+        </w:rPr>
+        <w:t>Porphyrin</w:t>
+      </w:r>
+      <w:proofErr w:type="spellEnd"/>
+      <w:r>
+        <w:rPr>
+          <w:i/>
+          <w:lang w:val="en-US"/>
+        </w:rPr>
+        <w:t xml:space="preserve"> Handbook</w:t>
+      </w:r>
+      <w:r>
+        <w:rPr>
+          <w:lang w:val="en-US"/>
+        </w:rPr>
+        <w:t xml:space="preserve">, </w:t>
+      </w:r>
+      <w:r>
+        <w:rPr>
+          <w:lang w:val="en-US"/>
+        </w:rPr>
+        <w:t>e</w:t>
+      </w:r>
+      <w:r>
+        <w:rPr>
+          <w:lang w:val="en-US"/>
+        </w:rPr>
+        <w:t xml:space="preserve">d. K. M. </w:t>
+      </w:r>
+      <w:proofErr w:type="spellStart"/>
+      <w:r>
+        <w:rPr>
+          <w:lang w:val="en-US"/>
+        </w:rPr>
+        <w:t>Kadish</w:t>
+      </w:r>
+      <w:proofErr w:type="spellEnd"/>
+      <w:r>
+        <w:rPr>
+          <w:lang w:val="en-US"/>
+        </w:rPr>
+        <w:t>, K. M. Smith</w:t>
+      </w:r>
+      <w:r>
+        <w:rPr>
+          <w:lang w:val="en-US"/>
+        </w:rPr>
+        <w:t xml:space="preserve"> and R. </w:t>
+      </w:r>
+      <w:proofErr w:type="spellStart"/>
+      <w:r>
+        <w:rPr>
+          <w:lang w:val="en-US"/>
+        </w:rPr>
+        <w:t>Guilard</w:t>
+      </w:r>
+      <w:proofErr w:type="spellEnd"/>
+      <w:r>
+        <w:rPr>
+          <w:lang w:val="en-US"/>
+        </w:rPr>
+        <w:t>, Academic Press, San Diego, 2003,</w:t>
+      </w:r>
+      <w:r>
+        <w:rPr>
+          <w:lang w:val="en-US"/>
+        </w:rPr>
+        <w:t xml:space="preserve"> </w:t>
+      </w:r>
+      <w:r>
+        <w:rPr>
+          <w:lang w:val="en-US"/>
+        </w:rPr>
+        <w:t>17</w:t>
+      </w:r>
+      <w:r>
+        <w:rPr>
+          <w:lang w:val="en-US"/>
+        </w:rPr>
+        <w:t xml:space="preserve">, </w:t>
+      </w:r>
+      <w:r>
+        <w:rPr>
+          <w:lang w:val="en-US"/>
+        </w:rPr>
+        <w:t>129.</w:t>
       </w:r>
     </w:p>
     <w:p>
@@ -246,9 +1359,89 @@
           <w:ilvl w:val="0"/>
           <w:numId w:val="1"/>
         </w:numPr>
-      </w:pPr>
-      <w:r>
-        <w:t>[-- 6]</w:t>
+        <w:rPr>
+          <w:lang w:val="en-US"/>
+        </w:rPr>
+      </w:pPr>
+      <w:r>
+        <w:rPr>
+          <w:lang w:val="en-US"/>
+        </w:rPr>
+        <w:t xml:space="preserve">M. J. Cook, I. </w:t>
+      </w:r>
+      <w:proofErr w:type="spellStart"/>
+      <w:r>
+        <w:rPr>
+          <w:lang w:val="en-US"/>
+        </w:rPr>
+        <w:t>Chambrier</w:t>
+      </w:r>
+      <w:proofErr w:type="spellEnd"/>
+      <w:r>
+        <w:rPr>
+          <w:lang w:val="en-US"/>
+        </w:rPr>
+        <w:t xml:space="preserve">, in The </w:t>
+      </w:r>
+      <w:proofErr w:type="spellStart"/>
+      <w:r>
+        <w:rPr>
+          <w:lang w:val="en-US"/>
+        </w:rPr>
+        <w:t>Porphyrin</w:t>
+      </w:r>
+      <w:proofErr w:type="spellEnd"/>
+      <w:r>
+        <w:rPr>
+          <w:lang w:val="en-US"/>
+        </w:rPr>
+        <w:t xml:space="preserve"> Handbook, </w:t>
+      </w:r>
+      <w:r>
+        <w:rPr>
+          <w:lang w:val="en-US"/>
+        </w:rPr>
+        <w:t>e</w:t>
+      </w:r>
+      <w:r>
+        <w:rPr>
+          <w:lang w:val="en-US"/>
+        </w:rPr>
+        <w:t xml:space="preserve">d. K. M. </w:t>
+      </w:r>
+      <w:proofErr w:type="spellStart"/>
+      <w:r>
+        <w:rPr>
+          <w:lang w:val="en-US"/>
+        </w:rPr>
+        <w:t>Kadish</w:t>
+      </w:r>
+      <w:proofErr w:type="spellEnd"/>
+      <w:r>
+        <w:rPr>
+          <w:lang w:val="en-US"/>
+        </w:rPr>
+        <w:t>, K. M. Smith</w:t>
+      </w:r>
+      <w:r>
+        <w:rPr>
+          <w:lang w:val="en-US"/>
+        </w:rPr>
+        <w:t xml:space="preserve"> and R. </w:t>
+      </w:r>
+      <w:proofErr w:type="spellStart"/>
+      <w:r>
+        <w:rPr>
+          <w:lang w:val="en-US"/>
+        </w:rPr>
+        <w:t>Guilard</w:t>
+      </w:r>
+      <w:proofErr w:type="spellEnd"/>
+      <w:r>
+        <w:rPr>
+          <w:lang w:val="en-US"/>
+        </w:rPr>
+        <w:t>, Academic Press, San Diego, 2003, 17, 37.</w:t>
       </w:r>
     </w:p>
     <w:p>
@@ -258,9 +1451,93 @@
           <w:ilvl w:val="0"/>
           <w:numId w:val="1"/>
         </w:numPr>
-      </w:pPr>
-      <w:r>
-        <w:t>[-- 7]</w:t>
+        <w:rPr>
+          <w:lang w:val="en-US"/>
+        </w:rPr>
+      </w:pPr>
+      <w:r>
+        <w:rPr>
+          <w:lang w:val="en-US"/>
+        </w:rPr>
+        <w:t>M. K. Engel</w:t>
+      </w:r>
+      <w:r>
+        <w:rPr>
+          <w:lang w:val="en-US"/>
+        </w:rPr>
+        <w:t xml:space="preserve">, </w:t>
+      </w:r>
+      <w:r>
+        <w:rPr>
+          <w:lang w:val="en-US"/>
+        </w:rPr>
+        <w:t xml:space="preserve">in The </w:t>
+      </w:r>
+      <w:proofErr w:type="spellStart"/>
+      <w:r>
+        <w:rPr>
+          <w:lang w:val="en-US"/>
+        </w:rPr>
+        <w:t>Porphyrin</w:t>
+      </w:r>
+      <w:proofErr w:type="spellEnd"/>
+      <w:r>
+        <w:rPr>
+          <w:lang w:val="en-US"/>
+        </w:rPr>
+        <w:t xml:space="preserve"> Handbook, </w:t>
+      </w:r>
+      <w:r>
+        <w:rPr>
+          <w:lang w:val="en-US"/>
+        </w:rPr>
+        <w:t>e</w:t>
+      </w:r>
+      <w:r>
+        <w:rPr>
+          <w:lang w:val="en-US"/>
+        </w:rPr>
+        <w:t xml:space="preserve">d. K. M. </w:t>
+      </w:r>
+      <w:proofErr w:type="spellStart"/>
+      <w:r>
+        <w:rPr>
+          <w:lang w:val="en-US"/>
+        </w:rPr>
+        <w:t>Kadish</w:t>
+      </w:r>
+      <w:proofErr w:type="spellEnd"/>
+      <w:r>
+        <w:rPr>
+          <w:lang w:val="en-US"/>
+        </w:rPr>
+        <w:t>, K. M. Smith</w:t>
+      </w:r>
+      <w:r>
+        <w:rPr>
+          <w:lang w:val="en-US"/>
+        </w:rPr>
+        <w:t xml:space="preserve"> and R. </w:t>
+      </w:r>
+      <w:proofErr w:type="spellStart"/>
+      <w:r>
+        <w:rPr>
+          <w:lang w:val="en-US"/>
+        </w:rPr>
+        <w:t>Guilard</w:t>
+      </w:r>
+      <w:proofErr w:type="spellEnd"/>
+      <w:r>
+        <w:rPr>
+          <w:lang w:val="en-US"/>
+        </w:rPr>
+        <w:t>, Academic Press, San Diego, 2003,</w:t>
+      </w:r>
+      <w:r>
+        <w:rPr>
+          <w:lang w:val="en-US"/>
+        </w:rPr>
+        <w:t xml:space="preserve"> 20, 1.</w:t>
       </w:r>
     </w:p>
     <w:p>
@@ -270,12 +1547,62 @@
           <w:ilvl w:val="0"/>
           <w:numId w:val="1"/>
         </w:numPr>
-      </w:pPr>
-      <w:proofErr w:type="spellStart"/>
-      <w:r>
+        <w:rPr>
+          <w:lang w:val="en-US"/>
+        </w:rPr>
+      </w:pPr>
+      <w:proofErr w:type="spellStart"/>
+      <w:r>
+        <w:rPr>
+          <w:lang w:val="en-US"/>
+        </w:rPr>
         <w:t>PcCond</w:t>
       </w:r>
       <w:proofErr w:type="spellEnd"/>
+      <w:r>
+        <w:rPr>
+          <w:lang w:val="en-US"/>
+        </w:rPr>
+        <w:t xml:space="preserve"> T. </w:t>
+      </w:r>
+      <w:proofErr w:type="spellStart"/>
+      <w:r>
+        <w:rPr>
+          <w:lang w:val="en-US"/>
+        </w:rPr>
+        <w:t>Inabe</w:t>
+      </w:r>
+      <w:proofErr w:type="spellEnd"/>
+      <w:r>
+        <w:rPr>
+          <w:lang w:val="en-US"/>
+        </w:rPr>
+        <w:t xml:space="preserve">, H. Tajima, </w:t>
+      </w:r>
+      <w:r>
+        <w:rPr>
+          <w:lang w:val="en-US"/>
+        </w:rPr>
+        <w:t>Chem. Rev.</w:t>
+      </w:r>
+      <w:r>
+        <w:rPr>
+          <w:lang w:val="en-US"/>
+        </w:rPr>
+        <w:t>,</w:t>
+      </w:r>
+      <w:r>
+        <w:rPr>
+          <w:lang w:val="en-US"/>
+        </w:rPr>
+        <w:t xml:space="preserve"> 2004, 104, 11, 5503</w:t>
+      </w:r>
+      <w:r>
+        <w:rPr>
+          <w:lang w:val="en-US"/>
+        </w:rPr>
+        <w:t>.</w:t>
+      </w:r>
     </w:p>
     <w:p>
       <w:pPr>
@@ -284,17 +1611,55 @@
           <w:ilvl w:val="0"/>
           <w:numId w:val="1"/>
         </w:numPr>
-      </w:pPr>
-      <w:r>
-        <w:t>[</w:t>
-      </w:r>
-      <w:proofErr w:type="spellStart"/>
-      <w:r>
-        <w:t>kameyama</w:t>
-      </w:r>
-      <w:proofErr w:type="spellEnd"/>
-      <w:r>
-        <w:t xml:space="preserve"> 8]</w:t>
+        <w:rPr>
+          <w:lang w:val="en-US"/>
+        </w:rPr>
+      </w:pPr>
+      <w:r>
+        <w:rPr>
+          <w:lang w:val="en-US"/>
+        </w:rPr>
+        <w:t xml:space="preserve">M. </w:t>
+      </w:r>
+      <w:proofErr w:type="spellStart"/>
+      <w:r>
+        <w:rPr>
+          <w:lang w:val="en-US"/>
+        </w:rPr>
+        <w:t>Hanack</w:t>
+      </w:r>
+      <w:proofErr w:type="spellEnd"/>
+      <w:r>
+        <w:rPr>
+          <w:lang w:val="en-US"/>
+        </w:rPr>
+        <w:t xml:space="preserve">, D. Dini in The </w:t>
+      </w:r>
+      <w:proofErr w:type="spellStart"/>
+      <w:r>
+        <w:rPr>
+          <w:lang w:val="en-US"/>
+        </w:rPr>
+        <w:t>Porphyrin</w:t>
+      </w:r>
+      <w:proofErr w:type="spellEnd"/>
+      <w:r>
+        <w:rPr>
+          <w:lang w:val="en-US"/>
+        </w:rPr>
+        <w:t xml:space="preserve"> Handbook, Vol. 18,</w:t>
+      </w:r>
+      <w:r>
+        <w:rPr>
+          <w:lang w:val="en-US"/>
+        </w:rPr>
+        <w:t xml:space="preserve"> </w:t>
+      </w:r>
+      <w:r>
+        <w:rPr>
+          <w:lang w:val="en-US"/>
+        </w:rPr>
+        <w:t>Elsevier Science, USA, 2003, pp. 251</w:t>
       </w:r>
     </w:p>
     <w:p>
@@ -304,13 +1669,20 @@
           <w:ilvl w:val="0"/>
           <w:numId w:val="1"/>
         </w:numPr>
-      </w:pPr>
-      <w:r>
-        <w:rPr>
-          <w:lang w:val="en-US"/>
-        </w:rPr>
-        <w:t>-//-</w:t>
-      </w:r>
+        <w:rPr>
+          <w:highlight w:val="yellow"/>
+          <w:lang w:val="en-US"/>
+        </w:rPr>
+      </w:pPr>
+      <w:proofErr w:type="spellStart"/>
+      <w:r>
+        <w:rPr>
+          <w:highlight w:val="yellow"/>
+          <w:lang w:val="en-US"/>
+        </w:rPr>
+        <w:t>pcpypczn</w:t>
+      </w:r>
+      <w:proofErr w:type="spellEnd"/>
     </w:p>
     <w:p>
       <w:pPr>
@@ -319,15 +1691,15 @@
           <w:ilvl w:val="0"/>
           <w:numId w:val="1"/>
         </w:numPr>
-      </w:pPr>
-      <w:r>
-        <w:t>[kameyama2005</w:t>
-      </w:r>
-      <w:r>
-        <w:rPr>
-          <w:lang w:val="en-US"/>
-        </w:rPr>
-        <w:t>]</w:t>
+        <w:rPr>
+          <w:lang w:val="en-US"/>
+        </w:rPr>
+      </w:pPr>
+      <w:r>
+        <w:rPr>
+          <w:lang w:val="en-US"/>
+        </w:rPr>
+        <w:t>[-- 9]</w:t>
       </w:r>
     </w:p>
     <w:p>
@@ -337,9 +1709,15 @@
           <w:ilvl w:val="0"/>
           <w:numId w:val="1"/>
         </w:numPr>
-      </w:pPr>
-      <w:r>
-        <w:t>[-- 9]</w:t>
+        <w:rPr>
+          <w:lang w:val="en-US"/>
+        </w:rPr>
+      </w:pPr>
+      <w:r>
+        <w:rPr>
+          <w:lang w:val="en-US"/>
+        </w:rPr>
+        <w:t>[-- 10]</w:t>
       </w:r>
     </w:p>
     <w:p>
@@ -349,9 +1727,43 @@
           <w:ilvl w:val="0"/>
           <w:numId w:val="1"/>
         </w:numPr>
-      </w:pPr>
-      <w:r>
-        <w:t>[-- 10]</w:t>
+        <w:rPr>
+          <w:lang w:val="en-US"/>
+        </w:rPr>
+      </w:pPr>
+      <w:r>
+        <w:rPr>
+          <w:lang w:val="en-US"/>
+        </w:rPr>
+        <w:t xml:space="preserve">A. </w:t>
+      </w:r>
+      <w:proofErr w:type="spellStart"/>
+      <w:r>
+        <w:rPr>
+          <w:lang w:val="en-US"/>
+        </w:rPr>
+        <w:t>Davydov</w:t>
+      </w:r>
+      <w:proofErr w:type="spellEnd"/>
+      <w:r>
+        <w:rPr>
+          <w:lang w:val="en-US"/>
+        </w:rPr>
+        <w:t xml:space="preserve">, Theory of Molecular </w:t>
+      </w:r>
+      <w:proofErr w:type="spellStart"/>
+      <w:r>
+        <w:rPr>
+          <w:lang w:val="en-US"/>
+        </w:rPr>
+        <w:t>Excitons</w:t>
+      </w:r>
+      <w:proofErr w:type="spellEnd"/>
+      <w:r>
+        <w:rPr>
+          <w:lang w:val="en-US"/>
+        </w:rPr>
+        <w:t xml:space="preserve"> (Springer, 2013).</w:t>
       </w:r>
     </w:p>
     <w:p>
@@ -361,14 +1773,17 @@
           <w:ilvl w:val="0"/>
           <w:numId w:val="1"/>
         </w:numPr>
-      </w:pPr>
-      <w:proofErr w:type="spellStart"/>
-      <w:r>
-        <w:t>Davydov</w:t>
-      </w:r>
-      <w:proofErr w:type="spellEnd"/>
-      <w:r>
-        <w:t>?</w:t>
+        <w:rPr>
+          <w:highlight w:val="yellow"/>
+          <w:lang w:val="en-US"/>
+        </w:rPr>
+      </w:pPr>
+      <w:r>
+        <w:rPr>
+          <w:highlight w:val="yellow"/>
+          <w:lang w:val="en-US"/>
+        </w:rPr>
+        <w:t>Kasha</w:t>
       </w:r>
     </w:p>
     <w:p>
@@ -378,12 +1793,21 @@
           <w:ilvl w:val="0"/>
           <w:numId w:val="1"/>
         </w:numPr>
-      </w:pPr>
-      <w:r>
-        <w:rPr>
-          <w:lang w:val="en-US"/>
-        </w:rPr>
-        <w:t>Kasha</w:t>
+        <w:rPr>
+          <w:lang w:val="en-US"/>
+        </w:rPr>
+      </w:pPr>
+      <w:r>
+        <w:rPr>
+          <w:lang w:val="en-US"/>
+        </w:rPr>
+        <w:t xml:space="preserve"> </w:t>
+      </w:r>
+      <w:r>
+        <w:rPr>
+          <w:lang w:val="en-US"/>
+        </w:rPr>
+        <w:t>[-- 16]</w:t>
       </w:r>
     </w:p>
     <w:p>
@@ -393,9 +1817,65 @@
           <w:ilvl w:val="0"/>
           <w:numId w:val="1"/>
         </w:numPr>
-      </w:pPr>
-      <w:r>
-        <w:t>[-- 16]</w:t>
+        <w:rPr>
+          <w:lang w:val="en-US"/>
+        </w:rPr>
+      </w:pPr>
+      <w:proofErr w:type="spellStart"/>
+      <w:r>
+        <w:rPr>
+          <w:lang w:val="en-US"/>
+        </w:rPr>
+        <w:t>Tolbin</w:t>
+      </w:r>
+      <w:proofErr w:type="spellEnd"/>
+      <w:r>
+        <w:rPr>
+          <w:lang w:val="en-US"/>
+        </w:rPr>
+        <w:t xml:space="preserve"> </w:t>
+      </w:r>
+      <w:proofErr w:type="spellStart"/>
+      <w:r>
+        <w:rPr>
+          <w:lang w:val="en-US"/>
+        </w:rPr>
+        <w:t>A.Yu</w:t>
+      </w:r>
+      <w:proofErr w:type="spellEnd"/>
+      <w:r>
+        <w:rPr>
+          <w:lang w:val="en-US"/>
+        </w:rPr>
+        <w:t xml:space="preserve">., </w:t>
+      </w:r>
+      <w:proofErr w:type="spellStart"/>
+      <w:r>
+        <w:rPr>
+          <w:lang w:val="en-US"/>
+        </w:rPr>
+        <w:t>Tomilova</w:t>
+      </w:r>
+      <w:proofErr w:type="spellEnd"/>
+      <w:r>
+        <w:rPr>
+          <w:lang w:val="en-US"/>
+        </w:rPr>
+        <w:t xml:space="preserve"> L.G., </w:t>
+      </w:r>
+      <w:proofErr w:type="spellStart"/>
+      <w:r>
+        <w:rPr>
+          <w:lang w:val="en-US"/>
+        </w:rPr>
+        <w:t>Zefirov</w:t>
+      </w:r>
+      <w:proofErr w:type="spellEnd"/>
+      <w:r>
+        <w:rPr>
+          <w:lang w:val="en-US"/>
+        </w:rPr>
+        <w:t xml:space="preserve"> N.S. Russ. Chem. Rev. 2008, 77, 435-449</w:t>
       </w:r>
     </w:p>
     <w:p>
@@ -411,9 +1891,147 @@
       </w:pPr>
       <w:r>
         <w:rPr>
-          <w:highlight w:val="yellow"/>
-        </w:rPr>
-        <w:t>DelaTorre2013</w:t>
+          <w:lang w:val="en-US"/>
+        </w:rPr>
+        <w:t>RJIC1635</w:t>
+      </w:r>
+      <w:r>
+        <w:rPr>
+          <w:lang w:val="en-US"/>
+        </w:rPr>
+        <w:t xml:space="preserve"> </w:t>
+      </w:r>
+      <w:r>
+        <w:rPr>
+          <w:lang w:val="en-US"/>
+        </w:rPr>
+        <w:t xml:space="preserve">A.G. </w:t>
+      </w:r>
+      <w:proofErr w:type="spellStart"/>
+      <w:r>
+        <w:rPr>
+          <w:lang w:val="en-US"/>
+        </w:rPr>
+        <w:t>Martynov</w:t>
+      </w:r>
+      <w:proofErr w:type="spellEnd"/>
+      <w:r>
+        <w:rPr>
+          <w:lang w:val="en-US"/>
+        </w:rPr>
+        <w:t xml:space="preserve">, </w:t>
+      </w:r>
+      <w:proofErr w:type="spellStart"/>
+      <w:r>
+        <w:rPr>
+          <w:lang w:val="en-US"/>
+        </w:rPr>
+        <w:t>Yu.G</w:t>
+      </w:r>
+      <w:proofErr w:type="spellEnd"/>
+      <w:r>
+        <w:rPr>
+          <w:lang w:val="en-US"/>
+        </w:rPr>
+        <w:t xml:space="preserve">. </w:t>
+      </w:r>
+      <w:proofErr w:type="spellStart"/>
+      <w:r>
+        <w:rPr>
+          <w:lang w:val="en-US"/>
+        </w:rPr>
+        <w:t>Gorbunova</w:t>
+      </w:r>
+      <w:proofErr w:type="spellEnd"/>
+      <w:r>
+        <w:rPr>
+          <w:lang w:val="en-US"/>
+        </w:rPr>
+        <w:t xml:space="preserve">, </w:t>
+      </w:r>
+      <w:proofErr w:type="spellStart"/>
+      <w:r>
+        <w:rPr>
+          <w:lang w:val="en-US"/>
+        </w:rPr>
+        <w:t>A.Yu</w:t>
+      </w:r>
+      <w:proofErr w:type="spellEnd"/>
+      <w:r>
+        <w:rPr>
+          <w:lang w:val="en-US"/>
+        </w:rPr>
+        <w:t xml:space="preserve">. </w:t>
+      </w:r>
+      <w:proofErr w:type="spellStart"/>
+      <w:r>
+        <w:rPr>
+          <w:lang w:val="en-US"/>
+        </w:rPr>
+        <w:t>Tsivadze</w:t>
+      </w:r>
+      <w:proofErr w:type="spellEnd"/>
+      <w:r>
+        <w:rPr>
+          <w:lang w:val="en-US"/>
+        </w:rPr>
+        <w:t xml:space="preserve">, </w:t>
+      </w:r>
+      <w:r>
+        <w:rPr>
+          <w:lang w:val="en-US"/>
+        </w:rPr>
+        <w:t xml:space="preserve">Russian </w:t>
+      </w:r>
+      <w:r>
+        <w:rPr>
+          <w:lang w:val="en-US"/>
+        </w:rPr>
+        <w:t>J.</w:t>
+      </w:r>
+      <w:r>
+        <w:rPr>
+          <w:lang w:val="en-US"/>
+        </w:rPr>
+        <w:t xml:space="preserve"> </w:t>
+      </w:r>
+      <w:proofErr w:type="spellStart"/>
+      <w:r>
+        <w:rPr>
+          <w:lang w:val="en-US"/>
+        </w:rPr>
+        <w:t>Inorg</w:t>
+      </w:r>
+      <w:proofErr w:type="spellEnd"/>
+      <w:r>
+        <w:rPr>
+          <w:lang w:val="en-US"/>
+        </w:rPr>
+        <w:t>.</w:t>
+      </w:r>
+      <w:r>
+        <w:rPr>
+          <w:lang w:val="en-US"/>
+        </w:rPr>
+        <w:t xml:space="preserve"> Chem</w:t>
+      </w:r>
+      <w:r>
+        <w:rPr>
+          <w:lang w:val="en-US"/>
+        </w:rPr>
+        <w:t>.</w:t>
+      </w:r>
+      <w:r>
+        <w:rPr>
+          <w:lang w:val="en-US"/>
+        </w:rPr>
+        <w:t>, 2014, 59, 1635</w:t>
+      </w:r>
+      <w:r>
+        <w:rPr>
+          <w:lang w:val="en-US"/>
+        </w:rPr>
+        <w:t>.</w:t>
       </w:r>
     </w:p>
     <w:p>
@@ -427,14 +2045,68 @@
           <w:lang w:val="en-US"/>
         </w:rPr>
       </w:pPr>
-      <w:proofErr w:type="spellStart"/>
-      <w:r>
-        <w:rPr>
-          <w:lang w:val="en-US"/>
-        </w:rPr>
-        <w:t>Tolbin</w:t>
-      </w:r>
-      <w:proofErr w:type="spellEnd"/>
+      <w:r>
+        <w:rPr>
+          <w:lang w:val="en-US"/>
+        </w:rPr>
+        <w:t>Naphthalene-</w:t>
+      </w:r>
+      <w:proofErr w:type="spellStart"/>
+      <w:r>
+        <w:rPr>
+          <w:lang w:val="en-US"/>
+        </w:rPr>
+        <w:t>anthracene</w:t>
+      </w:r>
+      <w:proofErr w:type="spellEnd"/>
+      <w:r>
+        <w:rPr>
+          <w:lang w:val="en-US"/>
+        </w:rPr>
+        <w:t xml:space="preserve"> N</w:t>
+      </w:r>
+      <w:r>
+        <w:rPr>
+          <w:lang w:val="en-US"/>
+        </w:rPr>
+        <w:t>.</w:t>
+      </w:r>
+      <w:r>
+        <w:rPr>
+          <w:lang w:val="en-US"/>
+        </w:rPr>
+        <w:t xml:space="preserve"> Kobayashi</w:t>
+      </w:r>
+      <w:r>
+        <w:rPr>
+          <w:lang w:val="en-US"/>
+        </w:rPr>
+        <w:t>,</w:t>
+      </w:r>
+      <w:r>
+        <w:rPr>
+          <w:lang w:val="en-US"/>
+        </w:rPr>
+        <w:t xml:space="preserve"> H</w:t>
+      </w:r>
+      <w:r>
+        <w:rPr>
+          <w:lang w:val="en-US"/>
+        </w:rPr>
+        <w:t>. Lam, W.</w:t>
+      </w:r>
+      <w:r>
+        <w:rPr>
+          <w:lang w:val="en-US"/>
+        </w:rPr>
+        <w:t>A</w:t>
+      </w:r>
+      <w:r>
+        <w:rPr>
+          <w:lang w:val="en-US"/>
+        </w:rPr>
+        <w:t>.</w:t>
+      </w:r>
       <w:r>
         <w:rPr>
           <w:lang w:val="en-US"/>
@@ -446,42 +2118,98 @@
         <w:rPr>
           <w:lang w:val="en-US"/>
         </w:rPr>
-        <w:t>A.Yu</w:t>
-      </w:r>
-      <w:proofErr w:type="spellEnd"/>
-      <w:r>
-        <w:rPr>
-          <w:lang w:val="en-US"/>
-        </w:rPr>
-        <w:t xml:space="preserve">., </w:t>
-      </w:r>
-      <w:proofErr w:type="spellStart"/>
-      <w:r>
-        <w:rPr>
-          <w:lang w:val="en-US"/>
-        </w:rPr>
-        <w:t>Tomilova</w:t>
-      </w:r>
-      <w:proofErr w:type="spellEnd"/>
-      <w:r>
-        <w:rPr>
-          <w:lang w:val="en-US"/>
-        </w:rPr>
-        <w:t xml:space="preserve"> L.G., </w:t>
-      </w:r>
-      <w:proofErr w:type="spellStart"/>
-      <w:r>
-        <w:rPr>
-          <w:lang w:val="en-US"/>
-        </w:rPr>
-        <w:t>Zefirov</w:t>
-      </w:r>
-      <w:proofErr w:type="spellEnd"/>
-      <w:r>
-        <w:rPr>
-          <w:lang w:val="en-US"/>
-        </w:rPr>
-        <w:t xml:space="preserve"> N.S. Russ. Chem. Rev. 2008, 77, 435-449</w:t>
+        <w:t>Nevin</w:t>
+      </w:r>
+      <w:proofErr w:type="spellEnd"/>
+      <w:r>
+        <w:rPr>
+          <w:lang w:val="en-US"/>
+        </w:rPr>
+        <w:t>, P</w:t>
+      </w:r>
+      <w:r>
+        <w:rPr>
+          <w:lang w:val="en-US"/>
+        </w:rPr>
+        <w:t>.</w:t>
+      </w:r>
+      <w:r>
+        <w:rPr>
+          <w:lang w:val="en-US"/>
+        </w:rPr>
+        <w:t xml:space="preserve"> </w:t>
+      </w:r>
+      <w:proofErr w:type="spellStart"/>
+      <w:r>
+        <w:rPr>
+          <w:lang w:val="en-US"/>
+        </w:rPr>
+        <w:t>Janda</w:t>
+      </w:r>
+      <w:proofErr w:type="spellEnd"/>
+      <w:r>
+        <w:rPr>
+          <w:lang w:val="en-US"/>
+        </w:rPr>
+        <w:t>,</w:t>
+      </w:r>
+      <w:r>
+        <w:rPr>
+          <w:lang w:val="en-US"/>
+        </w:rPr>
+        <w:t xml:space="preserve"> C</w:t>
+      </w:r>
+      <w:r>
+        <w:rPr>
+          <w:lang w:val="en-US"/>
+        </w:rPr>
+        <w:t xml:space="preserve">.C. </w:t>
+      </w:r>
+      <w:proofErr w:type="spellStart"/>
+      <w:r>
+        <w:rPr>
+          <w:lang w:val="en-US"/>
+        </w:rPr>
+        <w:t>Leznoff</w:t>
+      </w:r>
+      <w:proofErr w:type="spellEnd"/>
+      <w:r>
+        <w:rPr>
+          <w:lang w:val="en-US"/>
+        </w:rPr>
+        <w:t>, A.</w:t>
+      </w:r>
+      <w:r>
+        <w:rPr>
+          <w:lang w:val="en-US"/>
+        </w:rPr>
+        <w:t>B.P. Lever</w:t>
+      </w:r>
+      <w:r>
+        <w:rPr>
+          <w:lang w:val="en-US"/>
+        </w:rPr>
+        <w:t xml:space="preserve">, </w:t>
+      </w:r>
+      <w:proofErr w:type="spellStart"/>
+      <w:r>
+        <w:rPr>
+          <w:lang w:val="en-US"/>
+        </w:rPr>
+        <w:t>Inorg</w:t>
+      </w:r>
+      <w:proofErr w:type="spellEnd"/>
+      <w:r>
+        <w:rPr>
+          <w:lang w:val="en-US"/>
+        </w:rPr>
+        <w:t>. Chem. 1990, 29, 3415</w:t>
+      </w:r>
+      <w:r>
+        <w:rPr>
+          <w:lang w:val="en-US"/>
+        </w:rPr>
+        <w:t>.</w:t>
       </w:r>
     </w:p>
     <w:p>
@@ -499,7 +2227,79 @@
         <w:rPr>
           <w:lang w:val="en-US"/>
         </w:rPr>
-        <w:t>RJIC1635</w:t>
+        <w:t>Rigid face2face</w:t>
+      </w:r>
+      <w:r>
+        <w:rPr>
+          <w:lang w:val="en-US"/>
+        </w:rPr>
+        <w:t xml:space="preserve"> </w:t>
+      </w:r>
+      <w:r>
+        <w:rPr>
+          <w:lang w:val="en-US"/>
+        </w:rPr>
+        <w:t xml:space="preserve">Y. Yamada, T. </w:t>
+      </w:r>
+      <w:proofErr w:type="spellStart"/>
+      <w:r>
+        <w:rPr>
+          <w:lang w:val="en-US"/>
+        </w:rPr>
+        <w:t>Maeno</w:t>
+      </w:r>
+      <w:proofErr w:type="spellEnd"/>
+      <w:r>
+        <w:rPr>
+          <w:lang w:val="en-US"/>
+        </w:rPr>
+        <w:t xml:space="preserve">, K. </w:t>
+      </w:r>
+      <w:proofErr w:type="spellStart"/>
+      <w:r>
+        <w:rPr>
+          <w:lang w:val="en-US"/>
+        </w:rPr>
+        <w:t>Nawate</w:t>
+      </w:r>
+      <w:proofErr w:type="spellEnd"/>
+      <w:r>
+        <w:rPr>
+          <w:lang w:val="en-US"/>
+        </w:rPr>
+        <w:t xml:space="preserve"> and K. Tanaka, Chem</w:t>
+      </w:r>
+      <w:r>
+        <w:rPr>
+          <w:lang w:val="en-US"/>
+        </w:rPr>
+        <w:t>.</w:t>
+      </w:r>
+      <w:r>
+        <w:rPr>
+          <w:lang w:val="en-US"/>
+        </w:rPr>
+        <w:t xml:space="preserve"> </w:t>
+      </w:r>
+      <w:proofErr w:type="spellStart"/>
+      <w:r>
+        <w:rPr>
+          <w:lang w:val="en-US"/>
+        </w:rPr>
+        <w:t>Commun</w:t>
+      </w:r>
+      <w:proofErr w:type="spellEnd"/>
+      <w:r>
+        <w:rPr>
+          <w:lang w:val="en-US"/>
+        </w:rPr>
+        <w:t>.</w:t>
+      </w:r>
+      <w:r>
+        <w:rPr>
+          <w:lang w:val="en-US"/>
+        </w:rPr>
+        <w:t>, 2018, 54, 8226.</w:t>
       </w:r>
     </w:p>
     <w:p>
@@ -515,9 +2315,137 @@
       </w:pPr>
       <w:proofErr w:type="spellStart"/>
       <w:r>
-        <w:t>Naphthalene-anthracene</w:t>
-      </w:r>
-      <w:proofErr w:type="spellEnd"/>
+        <w:rPr>
+          <w:lang w:val="en-US"/>
+        </w:rPr>
+        <w:t>Ms</w:t>
+      </w:r>
+      <w:proofErr w:type="spellEnd"/>
+      <w:r>
+        <w:rPr>
+          <w:lang w:val="en-US"/>
+        </w:rPr>
+        <w:t xml:space="preserve"> me4</w:t>
+      </w:r>
+      <w:r>
+        <w:rPr>
+          <w:lang w:val="en-US"/>
+        </w:rPr>
+        <w:t xml:space="preserve">     S.G. Makarov, K.N. </w:t>
+      </w:r>
+      <w:proofErr w:type="spellStart"/>
+      <w:r>
+        <w:rPr>
+          <w:lang w:val="en-US"/>
+        </w:rPr>
+        <w:t>Maksimova</w:t>
+      </w:r>
+      <w:proofErr w:type="spellEnd"/>
+      <w:r>
+        <w:rPr>
+          <w:lang w:val="en-US"/>
+        </w:rPr>
+        <w:t xml:space="preserve">, E.V. Baranov, G.K. </w:t>
+      </w:r>
+      <w:proofErr w:type="spellStart"/>
+      <w:r>
+        <w:rPr>
+          <w:lang w:val="en-US"/>
+        </w:rPr>
+        <w:t>Fukin</w:t>
+      </w:r>
+      <w:proofErr w:type="spellEnd"/>
+      <w:r>
+        <w:rPr>
+          <w:lang w:val="en-US"/>
+        </w:rPr>
+        <w:t>, O.</w:t>
+      </w:r>
+      <w:r>
+        <w:rPr>
+          <w:lang w:val="en-US"/>
+        </w:rPr>
+        <w:t xml:space="preserve"> </w:t>
+      </w:r>
+      <w:r>
+        <w:rPr>
+          <w:lang w:val="en-US"/>
+        </w:rPr>
+        <w:t xml:space="preserve">N. </w:t>
+      </w:r>
+      <w:proofErr w:type="spellStart"/>
+      <w:r>
+        <w:rPr>
+          <w:lang w:val="en-US"/>
+        </w:rPr>
+        <w:t>Suvorova</w:t>
+      </w:r>
+      <w:proofErr w:type="spellEnd"/>
+      <w:r>
+        <w:rPr>
+          <w:lang w:val="en-US"/>
+        </w:rPr>
+        <w:t xml:space="preserve">, D. </w:t>
+      </w:r>
+      <w:proofErr w:type="spellStart"/>
+      <w:r>
+        <w:rPr>
+          <w:lang w:val="en-US"/>
+        </w:rPr>
+        <w:t>W</w:t>
+      </w:r>
+      <w:r>
+        <w:rPr>
+          <w:rFonts w:cstheme="minorHAnsi"/>
+          <w:lang w:val="en-US"/>
+        </w:rPr>
+        <w:t>ö</w:t>
+      </w:r>
+      <w:r>
+        <w:rPr>
+          <w:lang w:val="en-US"/>
+        </w:rPr>
+        <w:t>hrle</w:t>
+      </w:r>
+      <w:proofErr w:type="spellEnd"/>
+      <w:r>
+        <w:rPr>
+          <w:lang w:val="en-US"/>
+        </w:rPr>
+        <w:t>,</w:t>
+      </w:r>
+      <w:r>
+        <w:rPr>
+          <w:lang w:val="en-US"/>
+        </w:rPr>
+        <w:t xml:space="preserve"> G</w:t>
+      </w:r>
+      <w:r>
+        <w:rPr>
+          <w:lang w:val="en-US"/>
+        </w:rPr>
+        <w:t>.</w:t>
+      </w:r>
+      <w:r>
+        <w:rPr>
+          <w:lang w:val="en-US"/>
+        </w:rPr>
+        <w:t xml:space="preserve">A. </w:t>
+      </w:r>
+      <w:proofErr w:type="spellStart"/>
+      <w:r>
+        <w:rPr>
+          <w:lang w:val="en-US"/>
+        </w:rPr>
+        <w:t>Domrachev</w:t>
+      </w:r>
+      <w:proofErr w:type="spellEnd"/>
+      <w:r>
+        <w:rPr>
+          <w:lang w:val="en-US"/>
+        </w:rPr>
+        <w:t>, Russ. Chem. Bull., 2006, 55, 1748.</w:t>
+      </w:r>
     </w:p>
     <w:p>
       <w:pPr>
@@ -532,11 +2460,125 @@
       </w:pPr>
       <w:proofErr w:type="spellStart"/>
       <w:r>
-        <w:t>Rigid</w:t>
-      </w:r>
-      <w:proofErr w:type="spellEnd"/>
-      <w:r>
-        <w:t xml:space="preserve"> face2face</w:t>
+        <w:rPr>
+          <w:lang w:val="en-US"/>
+        </w:rPr>
+        <w:t>Cycloph</w:t>
+      </w:r>
+      <w:proofErr w:type="spellEnd"/>
+      <w:r>
+        <w:rPr>
+          <w:lang w:val="en-US"/>
+        </w:rPr>
+        <w:t xml:space="preserve"> </w:t>
+      </w:r>
+      <w:r>
+        <w:rPr>
+          <w:lang w:val="en-US"/>
+        </w:rPr>
+        <w:t xml:space="preserve">Y. Asano, M. Uchiyama, A. </w:t>
+      </w:r>
+      <w:proofErr w:type="spellStart"/>
+      <w:r>
+        <w:rPr>
+          <w:lang w:val="en-US"/>
+        </w:rPr>
+        <w:t>Fukasawa</w:t>
+      </w:r>
+      <w:proofErr w:type="spellEnd"/>
+      <w:r>
+        <w:rPr>
+          <w:lang w:val="en-US"/>
+        </w:rPr>
+        <w:t xml:space="preserve">, T. </w:t>
+      </w:r>
+      <w:proofErr w:type="spellStart"/>
+      <w:r>
+        <w:rPr>
+          <w:lang w:val="en-US"/>
+        </w:rPr>
+        <w:t>Hatano</w:t>
+      </w:r>
+      <w:proofErr w:type="spellEnd"/>
+      <w:r>
+        <w:rPr>
+          <w:lang w:val="en-US"/>
+        </w:rPr>
+        <w:t xml:space="preserve">, A. </w:t>
+      </w:r>
+      <w:proofErr w:type="spellStart"/>
+      <w:r>
+        <w:rPr>
+          <w:lang w:val="en-US"/>
+        </w:rPr>
+        <w:t>Muranaka</w:t>
+      </w:r>
+      <w:proofErr w:type="spellEnd"/>
+      <w:r>
+        <w:rPr>
+          <w:lang w:val="en-US"/>
+        </w:rPr>
+        <w:t xml:space="preserve"> and N. Kobayashi, </w:t>
+      </w:r>
+      <w:r>
+        <w:rPr>
+          <w:lang w:val="en-US"/>
+        </w:rPr>
+        <w:t>J</w:t>
+      </w:r>
+      <w:r>
+        <w:rPr>
+          <w:lang w:val="en-US"/>
+        </w:rPr>
+        <w:t>.</w:t>
+      </w:r>
+      <w:r>
+        <w:rPr>
+          <w:lang w:val="en-US"/>
+        </w:rPr>
+        <w:t xml:space="preserve"> Am</w:t>
+      </w:r>
+      <w:r>
+        <w:rPr>
+          <w:lang w:val="en-US"/>
+        </w:rPr>
+        <w:t>.</w:t>
+      </w:r>
+      <w:r>
+        <w:rPr>
+          <w:lang w:val="en-US"/>
+        </w:rPr>
+        <w:t xml:space="preserve"> Chem</w:t>
+      </w:r>
+      <w:r>
+        <w:rPr>
+          <w:lang w:val="en-US"/>
+        </w:rPr>
+        <w:t>.</w:t>
+      </w:r>
+      <w:r>
+        <w:rPr>
+          <w:lang w:val="en-US"/>
+        </w:rPr>
+        <w:t xml:space="preserve"> Soc</w:t>
+      </w:r>
+      <w:r>
+        <w:rPr>
+          <w:lang w:val="en-US"/>
+        </w:rPr>
+        <w:t>.</w:t>
+      </w:r>
+      <w:r>
+        <w:rPr>
+          <w:lang w:val="en-US"/>
+        </w:rPr>
+        <w:t>, 2007, 129, 4516</w:t>
+      </w:r>
+      <w:r>
+        <w:rPr>
+          <w:lang w:val="en-US"/>
+        </w:rPr>
+        <w:t>.</w:t>
       </w:r>
     </w:p>
     <w:p>
@@ -550,13 +2592,111 @@
           <w:lang w:val="en-US"/>
         </w:rPr>
       </w:pPr>
-      <w:proofErr w:type="spellStart"/>
-      <w:r>
-        <w:t>Ms</w:t>
-      </w:r>
-      <w:proofErr w:type="spellEnd"/>
-      <w:r>
-        <w:t xml:space="preserve"> me4</w:t>
+      <w:r>
+        <w:rPr>
+          <w:lang w:val="en-US"/>
+        </w:rPr>
+        <w:t>Gable</w:t>
+      </w:r>
+      <w:r>
+        <w:rPr>
+          <w:lang w:val="en-US"/>
+        </w:rPr>
+        <w:t xml:space="preserve"> </w:t>
+      </w:r>
+      <w:r>
+        <w:rPr>
+          <w:lang w:val="en-US"/>
+        </w:rPr>
+        <w:t>Y</w:t>
+      </w:r>
+      <w:r>
+        <w:rPr>
+          <w:lang w:val="en-US"/>
+        </w:rPr>
+        <w:t>.</w:t>
+      </w:r>
+      <w:r>
+        <w:rPr>
+          <w:lang w:val="en-US"/>
+        </w:rPr>
+        <w:t xml:space="preserve"> Asano, J</w:t>
+      </w:r>
+      <w:r>
+        <w:rPr>
+          <w:lang w:val="en-US"/>
+        </w:rPr>
+        <w:t>.</w:t>
+      </w:r>
+      <w:r>
+        <w:rPr>
+          <w:lang w:val="en-US"/>
+        </w:rPr>
+        <w:t xml:space="preserve"> Sato, T</w:t>
+      </w:r>
+      <w:r>
+        <w:rPr>
+          <w:lang w:val="en-US"/>
+        </w:rPr>
+        <w:t xml:space="preserve">. </w:t>
+      </w:r>
+      <w:proofErr w:type="spellStart"/>
+      <w:r>
+        <w:rPr>
+          <w:lang w:val="en-US"/>
+        </w:rPr>
+        <w:t>Furuyama</w:t>
+      </w:r>
+      <w:proofErr w:type="spellEnd"/>
+      <w:r>
+        <w:rPr>
+          <w:lang w:val="en-US"/>
+        </w:rPr>
+        <w:t>,</w:t>
+      </w:r>
+      <w:r>
+        <w:rPr>
+          <w:lang w:val="en-US"/>
+        </w:rPr>
+        <w:t xml:space="preserve"> N</w:t>
+      </w:r>
+      <w:r>
+        <w:rPr>
+          <w:lang w:val="en-US"/>
+        </w:rPr>
+        <w:t xml:space="preserve">. </w:t>
+      </w:r>
+      <w:r>
+        <w:rPr>
+          <w:lang w:val="en-US"/>
+        </w:rPr>
+        <w:t>Kobayashi</w:t>
+      </w:r>
+      <w:r>
+        <w:rPr>
+          <w:lang w:val="en-US"/>
+        </w:rPr>
+        <w:t xml:space="preserve">, </w:t>
+      </w:r>
+      <w:r>
+        <w:rPr>
+          <w:lang w:val="en-US"/>
+        </w:rPr>
+        <w:t xml:space="preserve">Chem. </w:t>
+      </w:r>
+      <w:proofErr w:type="spellStart"/>
+      <w:r>
+        <w:rPr>
+          <w:lang w:val="en-US"/>
+        </w:rPr>
+        <w:t>Commun</w:t>
+      </w:r>
+      <w:proofErr w:type="spellEnd"/>
+      <w:r>
+        <w:rPr>
+          <w:lang w:val="en-US"/>
+        </w:rPr>
+        <w:t>., 2012, 48, 4365</w:t>
       </w:r>
     </w:p>
     <w:p>
@@ -570,11 +2710,66 @@
           <w:lang w:val="en-US"/>
         </w:rPr>
       </w:pPr>
-      <w:proofErr w:type="spellStart"/>
-      <w:r>
-        <w:t>Cycloph</w:t>
-      </w:r>
-      <w:proofErr w:type="spellEnd"/>
+      <w:r>
+        <w:rPr>
+          <w:lang w:val="en-US"/>
+        </w:rPr>
+        <w:t>Zhao-et-al-ass</w:t>
+      </w:r>
+      <w:r>
+        <w:rPr>
+          <w:lang w:val="en-US"/>
+        </w:rPr>
+        <w:t xml:space="preserve"> </w:t>
+      </w:r>
+      <w:r>
+        <w:rPr>
+          <w:lang w:val="en-US"/>
+        </w:rPr>
+        <w:t>L</w:t>
+      </w:r>
+      <w:r>
+        <w:rPr>
+          <w:lang w:val="en-US"/>
+        </w:rPr>
+        <w:t>. Zhao</w:t>
+      </w:r>
+      <w:r>
+        <w:rPr>
+          <w:lang w:val="en-US"/>
+        </w:rPr>
+        <w:t>, X</w:t>
+      </w:r>
+      <w:r>
+        <w:rPr>
+          <w:lang w:val="en-US"/>
+        </w:rPr>
+        <w:t>. Ren,</w:t>
+      </w:r>
+      <w:r>
+        <w:rPr>
+          <w:lang w:val="en-US"/>
+        </w:rPr>
+        <w:t xml:space="preserve"> X</w:t>
+      </w:r>
+      <w:r>
+        <w:rPr>
+          <w:lang w:val="en-US"/>
+        </w:rPr>
+        <w:t xml:space="preserve">. Yan, </w:t>
+      </w:r>
+      <w:r>
+        <w:rPr>
+          <w:lang w:val="en-US"/>
+        </w:rPr>
+        <w:t>CCS Chem. 2021, 3, 678</w:t>
+      </w:r>
+      <w:r>
+        <w:rPr>
+          <w:lang w:val="en-US"/>
+        </w:rPr>
+        <w:t>.</w:t>
+      </w:r>
     </w:p>
     <w:p>
       <w:pPr>
@@ -589,9 +2784,104 @@
       </w:pPr>
       <w:proofErr w:type="spellStart"/>
       <w:r>
-        <w:t>Gable</w:t>
-      </w:r>
-      <w:proofErr w:type="spellEnd"/>
+        <w:rPr>
+          <w:lang w:val="en-US"/>
+        </w:rPr>
+        <w:t>TiOPc</w:t>
+      </w:r>
+      <w:proofErr w:type="spellEnd"/>
+      <w:r>
+        <w:rPr>
+          <w:lang w:val="en-US"/>
+        </w:rPr>
+        <w:t xml:space="preserve"> </w:t>
+      </w:r>
+      <w:r>
+        <w:rPr>
+          <w:lang w:val="en-US"/>
+        </w:rPr>
+        <w:t>J.</w:t>
+      </w:r>
+      <w:r>
+        <w:rPr>
+          <w:lang w:val="en-US"/>
+        </w:rPr>
+        <w:t>E. Norton</w:t>
+      </w:r>
+      <w:r>
+        <w:rPr>
+          <w:lang w:val="en-US"/>
+        </w:rPr>
+        <w:t>,</w:t>
+      </w:r>
+      <w:r>
+        <w:rPr>
+          <w:lang w:val="en-US"/>
+        </w:rPr>
+        <w:t xml:space="preserve"> J.-L. </w:t>
+      </w:r>
+      <w:proofErr w:type="spellStart"/>
+      <w:r>
+        <w:rPr>
+          <w:lang w:val="en-US"/>
+        </w:rPr>
+        <w:t>Br</w:t>
+      </w:r>
+      <w:r>
+        <w:rPr>
+          <w:lang w:val="en-US"/>
+        </w:rPr>
+        <w:t>e</w:t>
+      </w:r>
+      <w:r>
+        <w:rPr>
+          <w:lang w:val="en-US"/>
+        </w:rPr>
+        <w:t>das</w:t>
+      </w:r>
+      <w:proofErr w:type="spellEnd"/>
+      <w:r>
+        <w:rPr>
+          <w:lang w:val="en-US"/>
+        </w:rPr>
+        <w:t>, J</w:t>
+      </w:r>
+      <w:r>
+        <w:rPr>
+          <w:lang w:val="en-US"/>
+        </w:rPr>
+        <w:t>.</w:t>
+      </w:r>
+      <w:r>
+        <w:rPr>
+          <w:lang w:val="en-US"/>
+        </w:rPr>
+        <w:t xml:space="preserve"> Chem</w:t>
+      </w:r>
+      <w:r>
+        <w:rPr>
+          <w:lang w:val="en-US"/>
+        </w:rPr>
+        <w:t>.</w:t>
+      </w:r>
+      <w:r>
+        <w:rPr>
+          <w:lang w:val="en-US"/>
+        </w:rPr>
+        <w:t xml:space="preserve"> Phys</w:t>
+      </w:r>
+      <w:r>
+        <w:rPr>
+          <w:lang w:val="en-US"/>
+        </w:rPr>
+        <w:t>.</w:t>
+      </w:r>
+      <w:r>
+        <w:rPr>
+          <w:lang w:val="en-US"/>
+        </w:rPr>
+        <w:t>, 2008, 128, 034701.</w:t>
+      </w:r>
     </w:p>
     <w:p>
       <w:pPr>
@@ -601,14 +2891,147 @@
           <w:numId w:val="1"/>
         </w:numPr>
         <w:rPr>
-          <w:lang w:val="en-US"/>
-        </w:rPr>
-      </w:pPr>
-      <w:proofErr w:type="spellStart"/>
-      <w:r>
-        <w:t>Zhao-et-al-ass</w:t>
-      </w:r>
-      <w:proofErr w:type="spellEnd"/>
+          <w:highlight w:val="yellow"/>
+          <w:lang w:val="en-US"/>
+        </w:rPr>
+      </w:pPr>
+      <w:r>
+        <w:rPr>
+          <w:highlight w:val="yellow"/>
+          <w:lang w:val="en-US"/>
+        </w:rPr>
+        <w:t xml:space="preserve">Cycloph4 = </w:t>
+      </w:r>
+      <w:proofErr w:type="spellStart"/>
+      <w:r>
+        <w:rPr>
+          <w:highlight w:val="yellow"/>
+          <w:lang w:val="en-US"/>
+        </w:rPr>
+        <w:t>SiOSi</w:t>
+      </w:r>
+      <w:proofErr w:type="spellEnd"/>
+      <w:r>
+        <w:rPr>
+          <w:highlight w:val="yellow"/>
+          <w:lang w:val="en-US"/>
+        </w:rPr>
+        <w:t xml:space="preserve"> </w:t>
+      </w:r>
+      <w:r>
+        <w:rPr>
+          <w:lang w:val="en-US"/>
+        </w:rPr>
+        <w:t>B.</w:t>
+      </w:r>
+      <w:r>
+        <w:rPr>
+          <w:lang w:val="en-US"/>
+        </w:rPr>
+        <w:t>L.</w:t>
+      </w:r>
+      <w:r>
+        <w:rPr>
+          <w:lang w:val="en-US"/>
+        </w:rPr>
+        <w:t xml:space="preserve"> </w:t>
+      </w:r>
+      <w:r>
+        <w:rPr>
+          <w:lang w:val="en-US"/>
+        </w:rPr>
+        <w:t>Wheeler, G.</w:t>
+      </w:r>
+      <w:r>
+        <w:rPr>
+          <w:lang w:val="en-US"/>
+        </w:rPr>
+        <w:t xml:space="preserve"> </w:t>
+      </w:r>
+      <w:proofErr w:type="spellStart"/>
+      <w:r>
+        <w:rPr>
+          <w:lang w:val="en-US"/>
+        </w:rPr>
+        <w:t>Nagasubramanian</w:t>
+      </w:r>
+      <w:proofErr w:type="spellEnd"/>
+      <w:r>
+        <w:rPr>
+          <w:lang w:val="en-US"/>
+        </w:rPr>
+        <w:t xml:space="preserve">, </w:t>
+      </w:r>
+      <w:r>
+        <w:rPr>
+          <w:lang w:val="en-US"/>
+        </w:rPr>
+        <w:t xml:space="preserve">A.J. </w:t>
+      </w:r>
+      <w:r>
+        <w:rPr>
+          <w:lang w:val="en-US"/>
+        </w:rPr>
+        <w:t xml:space="preserve">Bard, </w:t>
+      </w:r>
+      <w:r>
+        <w:rPr>
+          <w:lang w:val="en-US"/>
+        </w:rPr>
+        <w:t xml:space="preserve">L.A. </w:t>
+      </w:r>
+      <w:proofErr w:type="spellStart"/>
+      <w:r>
+        <w:rPr>
+          <w:lang w:val="en-US"/>
+        </w:rPr>
+        <w:t>Schechtman</w:t>
+      </w:r>
+      <w:proofErr w:type="spellEnd"/>
+      <w:r>
+        <w:rPr>
+          <w:lang w:val="en-US"/>
+        </w:rPr>
+        <w:t xml:space="preserve">, </w:t>
+      </w:r>
+      <w:r>
+        <w:rPr>
+          <w:lang w:val="en-US"/>
+        </w:rPr>
+        <w:t xml:space="preserve">D.R. </w:t>
+      </w:r>
+      <w:proofErr w:type="spellStart"/>
+      <w:r>
+        <w:rPr>
+          <w:lang w:val="en-US"/>
+        </w:rPr>
+        <w:t>Dininny</w:t>
+      </w:r>
+      <w:proofErr w:type="spellEnd"/>
+      <w:r>
+        <w:rPr>
+          <w:lang w:val="en-US"/>
+        </w:rPr>
+        <w:t xml:space="preserve">, </w:t>
+      </w:r>
+      <w:r>
+        <w:rPr>
+          <w:lang w:val="en-US"/>
+        </w:rPr>
+        <w:t>M.</w:t>
+      </w:r>
+      <w:r>
+        <w:rPr>
+          <w:lang w:val="en-US"/>
+        </w:rPr>
+        <w:t>E. Kenney, J. Am. Chem. Soc. 1984, 106, 7404</w:t>
+      </w:r>
+      <w:r>
+        <w:rPr>
+          <w:lang w:val="en-US"/>
+        </w:rPr>
+        <w:t>.</w:t>
+      </w:r>
     </w:p>
     <w:p>
       <w:pPr>
@@ -621,11 +3044,81 @@
           <w:lang w:val="en-US"/>
         </w:rPr>
       </w:pPr>
-      <w:proofErr w:type="spellStart"/>
-      <w:r>
-        <w:t>TiOPc</w:t>
-      </w:r>
-      <w:proofErr w:type="spellEnd"/>
+      <w:r>
+        <w:rPr>
+          <w:highlight w:val="yellow"/>
+          <w:lang w:val="en-US"/>
+        </w:rPr>
+        <w:t>DelaTorre2013</w:t>
+      </w:r>
+      <w:r>
+        <w:rPr>
+          <w:lang w:val="en-US"/>
+        </w:rPr>
+        <w:t xml:space="preserve"> </w:t>
+      </w:r>
+      <w:r>
+        <w:rPr>
+          <w:lang w:val="en-US"/>
+        </w:rPr>
+        <w:t xml:space="preserve">G. De La Torre, A. </w:t>
+      </w:r>
+      <w:proofErr w:type="spellStart"/>
+      <w:r>
+        <w:rPr>
+          <w:lang w:val="en-US"/>
+        </w:rPr>
+        <w:t>Hausmann</w:t>
+      </w:r>
+      <w:proofErr w:type="spellEnd"/>
+      <w:r>
+        <w:rPr>
+          <w:lang w:val="en-US"/>
+        </w:rPr>
+        <w:t xml:space="preserve">, M. </w:t>
+      </w:r>
+      <w:proofErr w:type="spellStart"/>
+      <w:r>
+        <w:rPr>
+          <w:lang w:val="en-US"/>
+        </w:rPr>
+        <w:t>Sekita</w:t>
+      </w:r>
+      <w:proofErr w:type="spellEnd"/>
+      <w:r>
+        <w:rPr>
+          <w:lang w:val="en-US"/>
+        </w:rPr>
+        <w:t xml:space="preserve">, G. </w:t>
+      </w:r>
+      <w:proofErr w:type="spellStart"/>
+      <w:r>
+        <w:rPr>
+          <w:lang w:val="en-US"/>
+        </w:rPr>
+        <w:t>Bottari</w:t>
+      </w:r>
+      <w:proofErr w:type="spellEnd"/>
+      <w:r>
+        <w:rPr>
+          <w:lang w:val="en-US"/>
+        </w:rPr>
+        <w:t xml:space="preserve">, T. Torres and D. M. </w:t>
+      </w:r>
+      <w:proofErr w:type="spellStart"/>
+      <w:r>
+        <w:rPr>
+          <w:lang w:val="en-US"/>
+        </w:rPr>
+        <w:t>Guldi</w:t>
+      </w:r>
+      <w:proofErr w:type="spellEnd"/>
+      <w:r>
+        <w:rPr>
+          <w:lang w:val="en-US"/>
+        </w:rPr>
+        <w:t>, Chem. Soc. Rev., 2013, 42, 8049.</w:t>
+      </w:r>
     </w:p>
     <w:p>
       <w:pPr>
@@ -639,10 +3132,124 @@
         </w:rPr>
       </w:pPr>
       <w:r>
+        <w:rPr>
+          <w:lang w:val="en-US"/>
+        </w:rPr>
+        <w:lastRenderedPageBreak/>
         <w:t>Cycloph3</w:t>
+      </w:r>
+      <w:r>
+        <w:rPr>
+          <w:lang w:val="en-US"/>
+        </w:rPr>
+        <w:t xml:space="preserve"> </w:t>
+      </w:r>
+      <w:r>
+        <w:rPr>
+          <w:lang w:val="en-US"/>
+        </w:rPr>
+        <w:t>T.</w:t>
+      </w:r>
+      <w:r>
+        <w:rPr>
+          <w:lang w:val="en-US"/>
+        </w:rPr>
+        <w:t xml:space="preserve"> </w:t>
+      </w:r>
+      <w:proofErr w:type="spellStart"/>
+      <w:r>
+        <w:rPr>
+          <w:lang w:val="en-US"/>
+        </w:rPr>
+        <w:t>Mirkovic</w:t>
+      </w:r>
+      <w:proofErr w:type="spellEnd"/>
+      <w:r>
+        <w:rPr>
+          <w:lang w:val="en-US"/>
+        </w:rPr>
+        <w:t>, R. V</w:t>
       </w:r>
       <w:bookmarkStart w:id="0" w:name="_GoBack"/>
       <w:bookmarkEnd w:id="0"/>
+      <w:r>
+        <w:rPr>
+          <w:lang w:val="en-US"/>
+        </w:rPr>
+        <w:t xml:space="preserve">an </w:t>
+      </w:r>
+      <w:proofErr w:type="spellStart"/>
+      <w:r>
+        <w:rPr>
+          <w:lang w:val="en-US"/>
+        </w:rPr>
+        <w:t>Grondelle</w:t>
+      </w:r>
+      <w:proofErr w:type="spellEnd"/>
+      <w:r>
+        <w:rPr>
+          <w:lang w:val="en-US"/>
+        </w:rPr>
+        <w:t>, E.</w:t>
+      </w:r>
+      <w:r>
+        <w:rPr>
+          <w:lang w:val="en-US"/>
+        </w:rPr>
+        <w:t xml:space="preserve">E. </w:t>
+      </w:r>
+      <w:proofErr w:type="spellStart"/>
+      <w:r>
+        <w:rPr>
+          <w:lang w:val="en-US"/>
+        </w:rPr>
+        <w:t>Ostr</w:t>
+      </w:r>
+      <w:r>
+        <w:rPr>
+          <w:lang w:val="en-US"/>
+        </w:rPr>
+        <w:t>oumov</w:t>
+      </w:r>
+      <w:proofErr w:type="spellEnd"/>
+      <w:r>
+        <w:rPr>
+          <w:lang w:val="en-US"/>
+        </w:rPr>
+        <w:t>, J.</w:t>
+      </w:r>
+      <w:r>
+        <w:rPr>
+          <w:lang w:val="en-US"/>
+        </w:rPr>
+        <w:t xml:space="preserve">M. Anna, G. </w:t>
+      </w:r>
+      <w:proofErr w:type="spellStart"/>
+      <w:r>
+        <w:rPr>
+          <w:lang w:val="en-US"/>
+        </w:rPr>
+        <w:t>Govindjee</w:t>
+      </w:r>
+      <w:proofErr w:type="spellEnd"/>
+      <w:r>
+        <w:rPr>
+          <w:lang w:val="en-US"/>
+        </w:rPr>
+        <w:t>, G.</w:t>
+      </w:r>
+      <w:r>
+        <w:rPr>
+          <w:lang w:val="en-US"/>
+        </w:rPr>
+        <w:t>D. Scholes, Chem. Rev. 2017, 117, 249</w:t>
+      </w:r>
+      <w:r>
+        <w:rPr>
+          <w:lang w:val="en-US"/>
+        </w:rPr>
+        <w:t>.</w:t>
+      </w:r>
     </w:p>
     <w:p>
       <w:pPr>
@@ -652,24 +3259,115 @@
           <w:numId w:val="1"/>
         </w:numPr>
         <w:rPr>
-          <w:highlight w:val="yellow"/>
-          <w:lang w:val="en-US"/>
-        </w:rPr>
-      </w:pPr>
-      <w:r>
-        <w:rPr>
-          <w:highlight w:val="yellow"/>
-        </w:rPr>
-        <w:t xml:space="preserve">Cycloph4 = </w:t>
-      </w:r>
-      <w:proofErr w:type="spellStart"/>
-      <w:r>
-        <w:rPr>
-          <w:highlight w:val="yellow"/>
-        </w:rPr>
-        <w:t>SiOSi</w:t>
-      </w:r>
-      <w:proofErr w:type="spellEnd"/>
+          <w:lang w:val="en-US"/>
+        </w:rPr>
+      </w:pPr>
+      <w:proofErr w:type="spellStart"/>
+      <w:r>
+        <w:rPr>
+          <w:lang w:val="en-US"/>
+        </w:rPr>
+        <w:t>Bredas</w:t>
+      </w:r>
+      <w:proofErr w:type="spellEnd"/>
+      <w:r>
+        <w:rPr>
+          <w:lang w:val="en-US"/>
+        </w:rPr>
+        <w:t xml:space="preserve"> (new)</w:t>
+      </w:r>
+      <w:r>
+        <w:rPr>
+          <w:lang w:val="en-US"/>
+        </w:rPr>
+        <w:t xml:space="preserve"> </w:t>
+      </w:r>
+      <w:r>
+        <w:rPr>
+          <w:lang w:val="en-US"/>
+        </w:rPr>
+        <w:t xml:space="preserve">J. L. </w:t>
+      </w:r>
+      <w:proofErr w:type="spellStart"/>
+      <w:r>
+        <w:rPr>
+          <w:lang w:val="en-US"/>
+        </w:rPr>
+        <w:t>Br</w:t>
+      </w:r>
+      <w:r>
+        <w:rPr>
+          <w:lang w:val="en-US"/>
+        </w:rPr>
+        <w:t>e</w:t>
+      </w:r>
+      <w:r>
+        <w:rPr>
+          <w:lang w:val="en-US"/>
+        </w:rPr>
+        <w:t>das</w:t>
+      </w:r>
+      <w:proofErr w:type="spellEnd"/>
+      <w:r>
+        <w:rPr>
+          <w:lang w:val="en-US"/>
+        </w:rPr>
+        <w:t xml:space="preserve">, D. A. Da Silva </w:t>
+      </w:r>
+      <w:proofErr w:type="spellStart"/>
+      <w:r>
+        <w:rPr>
+          <w:lang w:val="en-US"/>
+        </w:rPr>
+        <w:t>Filho</w:t>
+      </w:r>
+      <w:proofErr w:type="spellEnd"/>
+      <w:r>
+        <w:rPr>
+          <w:lang w:val="en-US"/>
+        </w:rPr>
+        <w:t xml:space="preserve">, J. </w:t>
+      </w:r>
+      <w:proofErr w:type="spellStart"/>
+      <w:r>
+        <w:rPr>
+          <w:lang w:val="en-US"/>
+        </w:rPr>
+        <w:t>Cornil</w:t>
+      </w:r>
+      <w:proofErr w:type="spellEnd"/>
+      <w:r>
+        <w:rPr>
+          <w:lang w:val="en-US"/>
+        </w:rPr>
+        <w:t xml:space="preserve"> and J. P. </w:t>
+      </w:r>
+      <w:proofErr w:type="spellStart"/>
+      <w:r>
+        <w:rPr>
+          <w:lang w:val="en-US"/>
+        </w:rPr>
+        <w:t>Calbert</w:t>
+      </w:r>
+      <w:proofErr w:type="spellEnd"/>
+      <w:r>
+        <w:rPr>
+          <w:lang w:val="en-US"/>
+        </w:rPr>
+        <w:t xml:space="preserve">, </w:t>
+      </w:r>
+      <w:r>
+        <w:rPr>
+          <w:lang w:val="en-US"/>
+        </w:rPr>
+        <w:t>PNAS</w:t>
+      </w:r>
+      <w:r>
+        <w:rPr>
+          <w:lang w:val="en-US"/>
+        </w:rPr>
+        <w:t>, 2002, 99, 5804</w:t>
+      </w:r>
     </w:p>
     <w:p>
       <w:pPr>
@@ -686,7 +3384,71 @@
         <w:rPr>
           <w:lang w:val="en-US"/>
         </w:rPr>
-        <w:t>-</w:t>
+        <w:t>Yanagisawa2014</w:t>
+      </w:r>
+      <w:r>
+        <w:rPr>
+          <w:lang w:val="en-US"/>
+        </w:rPr>
+        <w:t xml:space="preserve"> </w:t>
+      </w:r>
+      <w:r>
+        <w:rPr>
+          <w:lang w:val="en-US"/>
+        </w:rPr>
+        <w:t xml:space="preserve">S. Yanagisawa, I. Hamada, K. Yamauchi, T. </w:t>
+      </w:r>
+      <w:proofErr w:type="spellStart"/>
+      <w:r>
+        <w:rPr>
+          <w:lang w:val="en-US"/>
+        </w:rPr>
+        <w:t>Oguchi</w:t>
+      </w:r>
+      <w:proofErr w:type="spellEnd"/>
+      <w:r>
+        <w:rPr>
+          <w:lang w:val="en-US"/>
+        </w:rPr>
+        <w:t xml:space="preserve"> and T. </w:t>
+      </w:r>
+      <w:proofErr w:type="spellStart"/>
+      <w:r>
+        <w:rPr>
+          <w:lang w:val="en-US"/>
+        </w:rPr>
+        <w:t>I</w:t>
+      </w:r>
+      <w:r>
+        <w:rPr>
+          <w:lang w:val="en-US"/>
+        </w:rPr>
+        <w:t>naoka</w:t>
+      </w:r>
+      <w:proofErr w:type="spellEnd"/>
+      <w:r>
+        <w:rPr>
+          <w:lang w:val="en-US"/>
+        </w:rPr>
+        <w:t xml:space="preserve">, Phys. Rev. B, </w:t>
+      </w:r>
+      <w:r>
+        <w:rPr>
+          <w:lang w:val="en-US"/>
+        </w:rPr>
+        <w:t>2014</w:t>
+      </w:r>
+      <w:r>
+        <w:rPr>
+          <w:lang w:val="en-US"/>
+        </w:rPr>
+        <w:t>, 90, 245141</w:t>
+      </w:r>
+      <w:r>
+        <w:rPr>
+          <w:lang w:val="en-US"/>
+        </w:rPr>
+        <w:t>.</w:t>
       </w:r>
     </w:p>
     <w:p>
@@ -700,21 +3462,104 @@
           <w:lang w:val="en-US"/>
         </w:rPr>
       </w:pPr>
-      <w:proofErr w:type="spellStart"/>
-      <w:r>
-        <w:t>Bredas</w:t>
-      </w:r>
-      <w:proofErr w:type="spellEnd"/>
-      <w:r>
-        <w:t xml:space="preserve"> (</w:t>
-      </w:r>
-      <w:proofErr w:type="spellStart"/>
-      <w:r>
-        <w:t>new</w:t>
-      </w:r>
-      <w:proofErr w:type="spellEnd"/>
-      <w:r>
-        <w:t>)</w:t>
+      <w:r>
+        <w:rPr>
+          <w:lang w:val="en-US"/>
+        </w:rPr>
+        <w:t>Doctor et al.</w:t>
+      </w:r>
+      <w:r>
+        <w:rPr>
+          <w:lang w:val="en-US"/>
+        </w:rPr>
+        <w:t>:</w:t>
+      </w:r>
+      <w:r>
+        <w:rPr>
+          <w:lang w:val="en-US"/>
+        </w:rPr>
+        <w:t xml:space="preserve"> L. P. Doctor, F. </w:t>
+      </w:r>
+      <w:proofErr w:type="spellStart"/>
+      <w:r>
+        <w:rPr>
+          <w:lang w:val="en-US"/>
+        </w:rPr>
+        <w:t>Ziegs</w:t>
+      </w:r>
+      <w:proofErr w:type="spellEnd"/>
+      <w:r>
+        <w:rPr>
+          <w:lang w:val="en-US"/>
+        </w:rPr>
+        <w:t xml:space="preserve">, B. </w:t>
+      </w:r>
+      <w:proofErr w:type="spellStart"/>
+      <w:r>
+        <w:rPr>
+          <w:lang w:val="en-US"/>
+        </w:rPr>
+        <w:t>B</w:t>
+      </w:r>
+      <w:r>
+        <w:rPr>
+          <w:rFonts w:cstheme="minorHAnsi"/>
+          <w:lang w:val="en-US"/>
+        </w:rPr>
+        <w:t>ü</w:t>
+      </w:r>
+      <w:r>
+        <w:rPr>
+          <w:lang w:val="en-US"/>
+        </w:rPr>
+        <w:t>chner</w:t>
+      </w:r>
+      <w:proofErr w:type="spellEnd"/>
+      <w:r>
+        <w:rPr>
+          <w:lang w:val="en-US"/>
+        </w:rPr>
+        <w:t xml:space="preserve">, M. </w:t>
+      </w:r>
+      <w:proofErr w:type="spellStart"/>
+      <w:r>
+        <w:rPr>
+          <w:lang w:val="en-US"/>
+        </w:rPr>
+        <w:t>Naumann</w:t>
+      </w:r>
+      <w:proofErr w:type="spellEnd"/>
+      <w:r>
+        <w:rPr>
+          <w:lang w:val="en-US"/>
+        </w:rPr>
+        <w:t xml:space="preserve">, A. Popov and M. </w:t>
+      </w:r>
+      <w:proofErr w:type="spellStart"/>
+      <w:r>
+        <w:rPr>
+          <w:lang w:val="en-US"/>
+        </w:rPr>
+        <w:t>Knupfer</w:t>
+      </w:r>
+      <w:proofErr w:type="spellEnd"/>
+      <w:r>
+        <w:rPr>
+          <w:lang w:val="en-US"/>
+        </w:rPr>
+        <w:t>,</w:t>
+      </w:r>
+      <w:r>
+        <w:rPr>
+          <w:lang w:val="en-US"/>
+        </w:rPr>
+        <w:t xml:space="preserve"> </w:t>
+      </w:r>
+      <w:r>
+        <w:rPr>
+          <w:lang w:val="en-US"/>
+        </w:rPr>
+        <w:t>J. Phys. Chem. C, 2021, 125, 12398.</w:t>
       </w:r>
     </w:p>
     <w:p>
@@ -729,7 +3574,106 @@
         </w:rPr>
       </w:pPr>
       <w:r>
-        <w:t>Yanagisawa2014</w:t>
+        <w:rPr>
+          <w:lang w:val="en-US"/>
+        </w:rPr>
+        <w:t>JCP1532</w:t>
+      </w:r>
+      <w:r>
+        <w:rPr>
+          <w:lang w:val="en-US"/>
+        </w:rPr>
+        <w:t xml:space="preserve"> </w:t>
+      </w:r>
+      <w:r>
+        <w:rPr>
+          <w:lang w:val="en-US"/>
+        </w:rPr>
+        <w:t xml:space="preserve">M. Kato, J. </w:t>
+      </w:r>
+      <w:proofErr w:type="spellStart"/>
+      <w:r>
+        <w:rPr>
+          <w:lang w:val="en-US"/>
+        </w:rPr>
+        <w:t>Onoe</w:t>
+      </w:r>
+      <w:proofErr w:type="spellEnd"/>
+      <w:r>
+        <w:rPr>
+          <w:lang w:val="en-US"/>
+        </w:rPr>
+        <w:t xml:space="preserve">, Y. </w:t>
+      </w:r>
+      <w:proofErr w:type="spellStart"/>
+      <w:r>
+        <w:rPr>
+          <w:lang w:val="en-US"/>
+        </w:rPr>
+        <w:t>Matoba</w:t>
+      </w:r>
+      <w:proofErr w:type="spellEnd"/>
+      <w:r>
+        <w:rPr>
+          <w:lang w:val="en-US"/>
+        </w:rPr>
+        <w:t xml:space="preserve">, K. Okamoto, S. Watanabe, J.-P. Bucher and M. </w:t>
+      </w:r>
+      <w:proofErr w:type="spellStart"/>
+      <w:r>
+        <w:rPr>
+          <w:lang w:val="en-US"/>
+        </w:rPr>
+        <w:t>Nakaya</w:t>
+      </w:r>
+      <w:proofErr w:type="spellEnd"/>
+      <w:r>
+        <w:rPr>
+          <w:lang w:val="en-US"/>
+        </w:rPr>
+        <w:t xml:space="preserve">, </w:t>
+      </w:r>
+      <w:r>
+        <w:rPr>
+          <w:lang w:val="en-US"/>
+        </w:rPr>
+        <w:t>J.</w:t>
+      </w:r>
+      <w:r>
+        <w:rPr>
+          <w:lang w:val="en-US"/>
+        </w:rPr>
+        <w:t xml:space="preserve"> Chem</w:t>
+      </w:r>
+      <w:r>
+        <w:rPr>
+          <w:lang w:val="en-US"/>
+        </w:rPr>
+        <w:t xml:space="preserve">. </w:t>
+      </w:r>
+      <w:r>
+        <w:rPr>
+          <w:lang w:val="en-US"/>
+        </w:rPr>
+        <w:t>Phys</w:t>
+      </w:r>
+      <w:r>
+        <w:rPr>
+          <w:lang w:val="en-US"/>
+        </w:rPr>
+        <w:t>.</w:t>
+      </w:r>
+      <w:r>
+        <w:rPr>
+          <w:lang w:val="en-US"/>
+        </w:rPr>
+        <w:t>, 2020, 153, 144704</w:t>
+      </w:r>
+      <w:r>
+        <w:rPr>
+          <w:lang w:val="en-US"/>
+        </w:rPr>
+        <w:t>.</w:t>
       </w:r>
     </w:p>
     <w:p>
@@ -744,7 +3688,62 @@
         </w:rPr>
       </w:pPr>
       <w:r>
-        <w:t>JCP1532</w:t>
+        <w:rPr>
+          <w:lang w:val="en-US"/>
+        </w:rPr>
+        <w:t>Hestand2017</w:t>
+      </w:r>
+      <w:r>
+        <w:rPr>
+          <w:lang w:val="en-US"/>
+        </w:rPr>
+        <w:t xml:space="preserve">: N.J. </w:t>
+      </w:r>
+      <w:proofErr w:type="spellStart"/>
+      <w:r>
+        <w:rPr>
+          <w:lang w:val="en-US"/>
+        </w:rPr>
+        <w:t>Hestand</w:t>
+      </w:r>
+      <w:proofErr w:type="spellEnd"/>
+      <w:r>
+        <w:rPr>
+          <w:lang w:val="en-US"/>
+        </w:rPr>
+        <w:t xml:space="preserve"> and F.C. </w:t>
+      </w:r>
+      <w:proofErr w:type="spellStart"/>
+      <w:r>
+        <w:rPr>
+          <w:lang w:val="en-US"/>
+        </w:rPr>
+        <w:t>Spano</w:t>
+      </w:r>
+      <w:proofErr w:type="spellEnd"/>
+      <w:r>
+        <w:rPr>
+          <w:lang w:val="en-US"/>
+        </w:rPr>
+        <w:t>,</w:t>
+      </w:r>
+      <w:r>
+        <w:rPr>
+          <w:lang w:val="en-US"/>
+        </w:rPr>
+        <w:t xml:space="preserve"> </w:t>
+      </w:r>
+      <w:r>
+        <w:rPr>
+          <w:lang w:val="en-US"/>
+        </w:rPr>
+        <w:t>Acc. Chem. Res., 2017, 50, 341</w:t>
+      </w:r>
+      <w:r>
+        <w:rPr>
+          <w:lang w:val="en-US"/>
+        </w:rPr>
+        <w:t>.</w:t>
       </w:r>
     </w:p>
     <w:p>
@@ -758,29 +3757,95 @@
           <w:lang w:val="en-US"/>
         </w:rPr>
       </w:pPr>
-      <w:proofErr w:type="spellStart"/>
-      <w:r>
-        <w:t>Doctor</w:t>
-      </w:r>
-      <w:proofErr w:type="spellEnd"/>
-      <w:r>
-        <w:t xml:space="preserve"> </w:t>
-      </w:r>
-      <w:proofErr w:type="spellStart"/>
-      <w:r>
-        <w:t>et</w:t>
-      </w:r>
-      <w:proofErr w:type="spellEnd"/>
-      <w:r>
-        <w:t xml:space="preserve"> </w:t>
-      </w:r>
-      <w:proofErr w:type="spellStart"/>
-      <w:r>
-        <w:t>al</w:t>
-      </w:r>
-      <w:proofErr w:type="spellEnd"/>
-      <w:r>
-        <w:t>.</w:t>
+      <w:r>
+        <w:rPr>
+          <w:lang w:val="en-US"/>
+        </w:rPr>
+        <w:t xml:space="preserve">A.O. </w:t>
+      </w:r>
+      <w:proofErr w:type="spellStart"/>
+      <w:r>
+        <w:rPr>
+          <w:lang w:val="en-US"/>
+        </w:rPr>
+        <w:t>Gudovannyy</w:t>
+      </w:r>
+      <w:proofErr w:type="spellEnd"/>
+      <w:r>
+        <w:rPr>
+          <w:lang w:val="en-US"/>
+        </w:rPr>
+        <w:t xml:space="preserve">, J.M. </w:t>
+      </w:r>
+      <w:proofErr w:type="spellStart"/>
+      <w:r>
+        <w:rPr>
+          <w:lang w:val="en-US"/>
+        </w:rPr>
+        <w:t>Schäfer</w:t>
+      </w:r>
+      <w:proofErr w:type="spellEnd"/>
+      <w:r>
+        <w:rPr>
+          <w:lang w:val="en-US"/>
+        </w:rPr>
+        <w:t xml:space="preserve">, O. </w:t>
+      </w:r>
+      <w:proofErr w:type="spellStart"/>
+      <w:r>
+        <w:rPr>
+          <w:lang w:val="en-US"/>
+        </w:rPr>
+        <w:t>Gerdes</w:t>
+      </w:r>
+      <w:proofErr w:type="spellEnd"/>
+      <w:r>
+        <w:rPr>
+          <w:lang w:val="en-US"/>
+        </w:rPr>
+        <w:t xml:space="preserve">, D. Hildebrandt, G. </w:t>
+      </w:r>
+      <w:proofErr w:type="spellStart"/>
+      <w:r>
+        <w:rPr>
+          <w:lang w:val="en-US"/>
+        </w:rPr>
+        <w:t>Mattersteig</w:t>
+      </w:r>
+      <w:proofErr w:type="spellEnd"/>
+      <w:r>
+        <w:rPr>
+          <w:lang w:val="en-US"/>
+        </w:rPr>
+        <w:t xml:space="preserve">, M. Pfeiffer, F. </w:t>
+      </w:r>
+      <w:proofErr w:type="spellStart"/>
+      <w:r>
+        <w:rPr>
+          <w:lang w:val="en-US"/>
+        </w:rPr>
+        <w:t>Ortmann</w:t>
+      </w:r>
+      <w:proofErr w:type="spellEnd"/>
+      <w:r>
+        <w:rPr>
+          <w:lang w:val="en-US"/>
+        </w:rPr>
+        <w:t xml:space="preserve">, Adv. </w:t>
+      </w:r>
+      <w:proofErr w:type="spellStart"/>
+      <w:r>
+        <w:rPr>
+          <w:lang w:val="en-US"/>
+        </w:rPr>
+        <w:t>Funct</w:t>
+      </w:r>
+      <w:proofErr w:type="spellEnd"/>
+      <w:r>
+        <w:rPr>
+          <w:lang w:val="en-US"/>
+        </w:rPr>
+        <w:t>. Mater. 2025, 2421048</w:t>
       </w:r>
     </w:p>
     <w:p>
@@ -795,7 +3860,7 @@
         </w:rPr>
       </w:pPr>
       <w:r>
-        <w:t>Hestand2017</w:t>
+        <w:t>Part1</w:t>
       </w:r>
     </w:p>
     <w:p>
@@ -810,94 +3875,7 @@
         </w:rPr>
       </w:pPr>
       <w:r>
-        <w:rPr>
-          <w:lang w:val="en-US"/>
-        </w:rPr>
-        <w:t xml:space="preserve">A.O. </w:t>
-      </w:r>
-      <w:proofErr w:type="spellStart"/>
-      <w:r>
-        <w:rPr>
-          <w:lang w:val="en-US"/>
-        </w:rPr>
-        <w:t>Gudovannyy</w:t>
-      </w:r>
-      <w:proofErr w:type="spellEnd"/>
-      <w:r>
-        <w:rPr>
-          <w:lang w:val="en-US"/>
-        </w:rPr>
-        <w:t xml:space="preserve">, J.M. </w:t>
-      </w:r>
-      <w:proofErr w:type="spellStart"/>
-      <w:r>
-        <w:rPr>
-          <w:lang w:val="en-US"/>
-        </w:rPr>
-        <w:t>Schäfer</w:t>
-      </w:r>
-      <w:proofErr w:type="spellEnd"/>
-      <w:r>
-        <w:rPr>
-          <w:lang w:val="en-US"/>
-        </w:rPr>
-        <w:t xml:space="preserve">, O. </w:t>
-      </w:r>
-      <w:proofErr w:type="spellStart"/>
-      <w:r>
-        <w:rPr>
-          <w:lang w:val="en-US"/>
-        </w:rPr>
-        <w:t>Gerdes</w:t>
-      </w:r>
-      <w:proofErr w:type="spellEnd"/>
-      <w:r>
-        <w:rPr>
-          <w:lang w:val="en-US"/>
-        </w:rPr>
-        <w:t xml:space="preserve">, D. Hildebrandt, G. </w:t>
-      </w:r>
-      <w:proofErr w:type="spellStart"/>
-      <w:r>
-        <w:rPr>
-          <w:lang w:val="en-US"/>
-        </w:rPr>
-        <w:t>Mattersteig</w:t>
-      </w:r>
-      <w:proofErr w:type="spellEnd"/>
-      <w:r>
-        <w:rPr>
-          <w:lang w:val="en-US"/>
-        </w:rPr>
-        <w:t xml:space="preserve">, M. Pfeiffer, F. </w:t>
-      </w:r>
-      <w:proofErr w:type="spellStart"/>
-      <w:r>
-        <w:rPr>
-          <w:lang w:val="en-US"/>
-        </w:rPr>
-        <w:t>Ortmann</w:t>
-      </w:r>
-      <w:proofErr w:type="spellEnd"/>
-      <w:r>
-        <w:rPr>
-          <w:lang w:val="en-US"/>
-        </w:rPr>
-        <w:t xml:space="preserve">, Adv. </w:t>
-      </w:r>
-      <w:proofErr w:type="spellStart"/>
-      <w:r>
-        <w:rPr>
-          <w:lang w:val="en-US"/>
-        </w:rPr>
-        <w:t>Funct</w:t>
-      </w:r>
-      <w:proofErr w:type="spellEnd"/>
-      <w:r>
-        <w:rPr>
-          <w:lang w:val="en-US"/>
-        </w:rPr>
-        <w:t>. Mater. 2025, 2421048</w:t>
+        <w:t>Part2</w:t>
       </w:r>
     </w:p>
     <w:p>
@@ -912,7 +3890,114 @@
         </w:rPr>
       </w:pPr>
       <w:r>
-        <w:t>Part1</w:t>
+        <w:rPr>
+          <w:lang w:val="en-US"/>
+        </w:rPr>
+        <w:t xml:space="preserve">DFT fails </w:t>
+      </w:r>
+      <w:proofErr w:type="spellStart"/>
+      <w:r>
+        <w:rPr>
+          <w:lang w:val="en-US"/>
+        </w:rPr>
+        <w:t>noncovalent</w:t>
+      </w:r>
+      <w:proofErr w:type="spellEnd"/>
+      <w:r>
+        <w:rPr>
+          <w:lang w:val="en-US"/>
+        </w:rPr>
+        <w:t xml:space="preserve">: </w:t>
+      </w:r>
+      <w:r>
+        <w:rPr>
+          <w:lang w:val="en-US"/>
+        </w:rPr>
+        <w:t>J</w:t>
+      </w:r>
+      <w:r>
+        <w:rPr>
+          <w:lang w:val="en-US"/>
+        </w:rPr>
+        <w:t>.</w:t>
+      </w:r>
+      <w:r>
+        <w:rPr>
+          <w:lang w:val="en-US"/>
+        </w:rPr>
+        <w:t xml:space="preserve">P. </w:t>
+      </w:r>
+      <w:proofErr w:type="spellStart"/>
+      <w:r>
+        <w:rPr>
+          <w:lang w:val="en-US"/>
+        </w:rPr>
+        <w:t>Heindel</w:t>
+      </w:r>
+      <w:proofErr w:type="spellEnd"/>
+      <w:r>
+        <w:rPr>
+          <w:lang w:val="en-US"/>
+        </w:rPr>
+        <w:t>, K</w:t>
+      </w:r>
+      <w:r>
+        <w:rPr>
+          <w:lang w:val="en-US"/>
+        </w:rPr>
+        <w:t>.M. Herman, E. Apra ,</w:t>
+      </w:r>
+      <w:r>
+        <w:rPr>
+          <w:lang w:val="en-US"/>
+        </w:rPr>
+        <w:t xml:space="preserve"> S</w:t>
+      </w:r>
+      <w:r>
+        <w:rPr>
+          <w:lang w:val="en-US"/>
+        </w:rPr>
+        <w:t>.</w:t>
+      </w:r>
+      <w:r>
+        <w:rPr>
+          <w:lang w:val="en-US"/>
+        </w:rPr>
+        <w:t xml:space="preserve">S. </w:t>
+      </w:r>
+      <w:proofErr w:type="spellStart"/>
+      <w:r>
+        <w:rPr>
+          <w:lang w:val="en-US"/>
+        </w:rPr>
+        <w:t>Xantheas</w:t>
+      </w:r>
+      <w:proofErr w:type="spellEnd"/>
+      <w:r>
+        <w:rPr>
+          <w:lang w:val="en-US"/>
+        </w:rPr>
+        <w:t xml:space="preserve">, J. Phys. Chem. </w:t>
+      </w:r>
+      <w:proofErr w:type="spellStart"/>
+      <w:r>
+        <w:rPr>
+          <w:lang w:val="en-US"/>
+        </w:rPr>
+        <w:t>Lett</w:t>
+      </w:r>
+      <w:proofErr w:type="spellEnd"/>
+      <w:r>
+        <w:rPr>
+          <w:lang w:val="en-US"/>
+        </w:rPr>
+        <w:t xml:space="preserve">., </w:t>
+      </w:r>
+      <w:r>
+        <w:rPr>
+          <w:lang w:val="en-US"/>
+        </w:rPr>
+        <w:t>2021, 12, 7574</w:t>
       </w:r>
     </w:p>
     <w:p>
@@ -927,7 +4012,56 @@
         </w:rPr>
       </w:pPr>
       <w:r>
-        <w:t>Part2</w:t>
+        <w:rPr>
+          <w:lang w:val="en-US"/>
+        </w:rPr>
+        <w:t xml:space="preserve">H. </w:t>
+      </w:r>
+      <w:proofErr w:type="spellStart"/>
+      <w:r>
+        <w:rPr>
+          <w:lang w:val="en-US"/>
+        </w:rPr>
+        <w:t>Isago</w:t>
+      </w:r>
+      <w:proofErr w:type="spellEnd"/>
+      <w:r>
+        <w:rPr>
+          <w:lang w:val="en-US"/>
+        </w:rPr>
+        <w:t>,</w:t>
+      </w:r>
+      <w:r>
+        <w:rPr>
+          <w:lang w:val="en-US"/>
+        </w:rPr>
+        <w:t xml:space="preserve"> Optical Spectra of </w:t>
+      </w:r>
+      <w:proofErr w:type="spellStart"/>
+      <w:r>
+        <w:rPr>
+          <w:lang w:val="en-US"/>
+        </w:rPr>
+        <w:t>Phthalocyanines</w:t>
+      </w:r>
+      <w:proofErr w:type="spellEnd"/>
+      <w:r>
+        <w:rPr>
+          <w:lang w:val="en-US"/>
+        </w:rPr>
+        <w:t xml:space="preserve"> </w:t>
+      </w:r>
+      <w:r>
+        <w:rPr>
+          <w:lang w:val="en-US"/>
+        </w:rPr>
+        <w:t>and Related Compounds</w:t>
+      </w:r>
+      <w:r>
+        <w:rPr>
+          <w:lang w:val="en-US"/>
+        </w:rPr>
+        <w:t>, Springer, Japan, 2015.</w:t>
       </w:r>
     </w:p>
     <w:p>
@@ -941,22 +4075,54 @@
           <w:lang w:val="en-US"/>
         </w:rPr>
       </w:pPr>
-      <w:r>
-        <w:t xml:space="preserve">DFT </w:t>
-      </w:r>
-      <w:proofErr w:type="spellStart"/>
-      <w:r>
-        <w:t>fails</w:t>
-      </w:r>
-      <w:proofErr w:type="spellEnd"/>
-      <w:r>
-        <w:t xml:space="preserve"> </w:t>
-      </w:r>
-      <w:proofErr w:type="spellStart"/>
-      <w:r>
-        <w:t>noncovalent</w:t>
-      </w:r>
-      <w:proofErr w:type="spellEnd"/>
+      <w:proofErr w:type="spellStart"/>
+      <w:r>
+        <w:rPr>
+          <w:lang w:val="en-US"/>
+        </w:rPr>
+        <w:t>Hestand</w:t>
+      </w:r>
+      <w:proofErr w:type="spellEnd"/>
+      <w:r>
+        <w:rPr>
+          <w:lang w:val="en-US"/>
+        </w:rPr>
+        <w:t xml:space="preserve"> [23]</w:t>
+      </w:r>
+      <w:r>
+        <w:rPr>
+          <w:lang w:val="en-US"/>
+        </w:rPr>
+        <w:t xml:space="preserve"> R. D. Harcourt, G. D. Scholes, K. P. </w:t>
+      </w:r>
+      <w:proofErr w:type="spellStart"/>
+      <w:r>
+        <w:rPr>
+          <w:lang w:val="en-US"/>
+        </w:rPr>
+        <w:t>Ghiggino</w:t>
+      </w:r>
+      <w:proofErr w:type="spellEnd"/>
+      <w:r>
+        <w:rPr>
+          <w:lang w:val="en-US"/>
+        </w:rPr>
+        <w:t xml:space="preserve"> and S. </w:t>
+      </w:r>
+      <w:proofErr w:type="spellStart"/>
+      <w:r>
+        <w:rPr>
+          <w:lang w:val="en-US"/>
+        </w:rPr>
+        <w:t>Speiser</w:t>
+      </w:r>
+      <w:proofErr w:type="spellEnd"/>
+      <w:r>
+        <w:rPr>
+          <w:lang w:val="en-US"/>
+        </w:rPr>
+        <w:t>, J. Chem. Phys., 1996, 105, 1897.</w:t>
+      </w:r>
     </w:p>
     <w:p>
       <w:pPr>
@@ -971,33 +4137,42 @@
       </w:pPr>
       <w:proofErr w:type="spellStart"/>
       <w:r>
-        <w:t>Stillman</w:t>
-      </w:r>
-      <w:proofErr w:type="spellEnd"/>
-      <w:r>
+        <w:rPr>
+          <w:lang w:val="en-US"/>
+        </w:rPr>
+        <w:t>Hestand</w:t>
+      </w:r>
+      <w:proofErr w:type="spellEnd"/>
+      <w:r>
+        <w:rPr>
+          <w:lang w:val="en-US"/>
+        </w:rPr>
+        <w:t xml:space="preserve"> [24]</w:t>
+      </w:r>
+      <w:r>
+        <w:rPr>
+          <w:lang w:val="en-US"/>
+        </w:rPr>
         <w:t xml:space="preserve"> </w:t>
       </w:r>
-      <w:proofErr w:type="spellStart"/>
-      <w:r>
-        <w:t>one</w:t>
-      </w:r>
-      <w:proofErr w:type="spellEnd"/>
-      <w:r>
+      <w:r>
+        <w:rPr>
+          <w:lang w:val="en-US"/>
+        </w:rPr>
+        <w:t>D.L.</w:t>
+      </w:r>
+      <w:r>
+        <w:rPr>
+          <w:lang w:val="en-US"/>
+        </w:rPr>
         <w:t xml:space="preserve"> </w:t>
       </w:r>
-      <w:proofErr w:type="spellStart"/>
-      <w:r>
-        <w:t>or</w:t>
-      </w:r>
-      <w:proofErr w:type="spellEnd"/>
-      <w:r>
-        <w:t xml:space="preserve"> </w:t>
-      </w:r>
-      <w:proofErr w:type="spellStart"/>
-      <w:r>
-        <w:t>another</w:t>
-      </w:r>
-      <w:proofErr w:type="spellEnd"/>
+      <w:r>
+        <w:rPr>
+          <w:lang w:val="en-US"/>
+        </w:rPr>
+        <w:t>Dexter J. Chem. Phys. 1953, 21, 836.</w:t>
+      </w:r>
     </w:p>
     <w:p>
       <w:pPr>
@@ -1012,11 +4187,63 @@
       </w:pPr>
       <w:proofErr w:type="spellStart"/>
       <w:r>
-        <w:t>Hestand</w:t>
-      </w:r>
-      <w:proofErr w:type="spellEnd"/>
-      <w:r>
-        <w:t xml:space="preserve"> [23]</w:t>
+        <w:rPr>
+          <w:lang w:val="en-US"/>
+        </w:rPr>
+        <w:t>TrESP</w:t>
+      </w:r>
+      <w:proofErr w:type="spellEnd"/>
+      <w:r>
+        <w:rPr>
+          <w:lang w:val="en-US"/>
+        </w:rPr>
+        <w:t xml:space="preserve">: </w:t>
+      </w:r>
+      <w:r>
+        <w:rPr>
+          <w:lang w:val="en-US"/>
+        </w:rPr>
+        <w:t xml:space="preserve">T. </w:t>
+      </w:r>
+      <w:proofErr w:type="spellStart"/>
+      <w:r>
+        <w:rPr>
+          <w:lang w:val="en-US"/>
+        </w:rPr>
+        <w:t>Renger</w:t>
+      </w:r>
+      <w:proofErr w:type="spellEnd"/>
+      <w:r>
+        <w:rPr>
+          <w:lang w:val="en-US"/>
+        </w:rPr>
+        <w:t xml:space="preserve">, F. </w:t>
+      </w:r>
+      <w:proofErr w:type="spellStart"/>
+      <w:r>
+        <w:rPr>
+          <w:lang w:val="en-US"/>
+        </w:rPr>
+        <w:t>Müh</w:t>
+      </w:r>
+      <w:proofErr w:type="spellEnd"/>
+      <w:r>
+        <w:rPr>
+          <w:lang w:val="en-US"/>
+        </w:rPr>
+        <w:t>, Photosynth.</w:t>
+      </w:r>
+      <w:r>
+        <w:rPr>
+          <w:lang w:val="en-US"/>
+        </w:rPr>
+        <w:t xml:space="preserve"> Res., 2012, 111, 47</w:t>
+      </w:r>
+      <w:r>
+        <w:rPr>
+          <w:lang w:val="en-US"/>
+        </w:rPr>
+        <w:t>.</w:t>
       </w:r>
     </w:p>
     <w:p>
@@ -1032,11 +4259,45 @@
       </w:pPr>
       <w:proofErr w:type="spellStart"/>
       <w:r>
-        <w:t>Hestand</w:t>
-      </w:r>
-      <w:proofErr w:type="spellEnd"/>
-      <w:r>
-        <w:t xml:space="preserve"> [24]</w:t>
+        <w:rPr>
+          <w:lang w:val="en-US"/>
+        </w:rPr>
+        <w:t>Kazmaier</w:t>
+      </w:r>
+      <w:proofErr w:type="spellEnd"/>
+      <w:r>
+        <w:rPr>
+          <w:lang w:val="en-US"/>
+        </w:rPr>
+        <w:t xml:space="preserve">, P. M.; Hoffmann, R. A theoretical study of </w:t>
+      </w:r>
+      <w:proofErr w:type="spellStart"/>
+      <w:r>
+        <w:rPr>
+          <w:lang w:val="en-US"/>
+        </w:rPr>
+        <w:t>crystallochromy</w:t>
+      </w:r>
+      <w:proofErr w:type="spellEnd"/>
+      <w:r>
+        <w:rPr>
+          <w:lang w:val="en-US"/>
+        </w:rPr>
+        <w:t xml:space="preserve">-quantum interference effects in the spectra of </w:t>
+      </w:r>
+      <w:proofErr w:type="spellStart"/>
+      <w:r>
+        <w:rPr>
+          <w:lang w:val="en-US"/>
+        </w:rPr>
+        <w:t>perylene</w:t>
+      </w:r>
+      <w:proofErr w:type="spellEnd"/>
+      <w:r>
+        <w:rPr>
+          <w:lang w:val="en-US"/>
+        </w:rPr>
+        <w:t xml:space="preserve"> pigments. J. Am. Chem. Soc. 1994, 116, 9684-9691.</w:t>
       </w:r>
     </w:p>
     <w:p>
@@ -1050,14 +4311,85 @@
           <w:lang w:val="en-US"/>
         </w:rPr>
       </w:pPr>
-      <w:proofErr w:type="spellStart"/>
-      <w:r>
-        <w:lastRenderedPageBreak/>
-        <w:t>TrESP</w:t>
-      </w:r>
-      <w:proofErr w:type="spellEnd"/>
-      <w:r>
-        <w:t>!</w:t>
+      <w:r>
+        <w:rPr>
+          <w:lang w:val="en-US"/>
+        </w:rPr>
+        <w:t>ZnPc_exciton3</w:t>
+      </w:r>
+      <w:r>
+        <w:rPr>
+          <w:lang w:val="en-US"/>
+        </w:rPr>
+        <w:t xml:space="preserve"> </w:t>
+      </w:r>
+      <w:r>
+        <w:rPr>
+          <w:lang w:val="en-US"/>
+        </w:rPr>
+        <w:t xml:space="preserve">H. Jiang, Y. Li, C. </w:t>
+      </w:r>
+      <w:proofErr w:type="spellStart"/>
+      <w:r>
+        <w:rPr>
+          <w:lang w:val="en-US"/>
+        </w:rPr>
+        <w:t>Kloc</w:t>
+      </w:r>
+      <w:proofErr w:type="spellEnd"/>
+      <w:r>
+        <w:rPr>
+          <w:lang w:val="en-US"/>
+        </w:rPr>
+        <w:t xml:space="preserve">, J. Ye, Y. Long, D. </w:t>
+      </w:r>
+      <w:proofErr w:type="spellStart"/>
+      <w:r>
+        <w:rPr>
+          <w:lang w:val="en-US"/>
+        </w:rPr>
+        <w:t>Fichou</w:t>
+      </w:r>
+      <w:proofErr w:type="spellEnd"/>
+      <w:r>
+        <w:rPr>
+          <w:lang w:val="en-US"/>
+        </w:rPr>
+        <w:t xml:space="preserve">, W. Hu, R. </w:t>
+      </w:r>
+      <w:proofErr w:type="spellStart"/>
+      <w:r>
+        <w:rPr>
+          <w:lang w:val="en-US"/>
+        </w:rPr>
+        <w:t>Ganguly</w:t>
+      </w:r>
+      <w:proofErr w:type="spellEnd"/>
+      <w:r>
+        <w:rPr>
+          <w:lang w:val="en-US"/>
+        </w:rPr>
+        <w:t xml:space="preserve"> and P. Hu,</w:t>
+      </w:r>
+      <w:r>
+        <w:rPr>
+          <w:lang w:val="en-US"/>
+        </w:rPr>
+        <w:t xml:space="preserve"> </w:t>
+      </w:r>
+      <w:proofErr w:type="spellStart"/>
+      <w:r>
+        <w:rPr>
+          <w:lang w:val="en-US"/>
+        </w:rPr>
+        <w:t>Angew</w:t>
+      </w:r>
+      <w:proofErr w:type="spellEnd"/>
+      <w:r>
+        <w:rPr>
+          <w:lang w:val="en-US"/>
+        </w:rPr>
+        <w:t>. Chem. Int. Ed. 2018, 57, 10112</w:t>
       </w:r>
     </w:p>
     <w:p>
@@ -1071,57 +4403,35 @@
           <w:lang w:val="en-US"/>
         </w:rPr>
       </w:pPr>
-      <w:proofErr w:type="spellStart"/>
-      <w:r>
-        <w:rPr>
-          <w:lang w:val="en-US"/>
-        </w:rPr>
-        <w:t>Kazmaier</w:t>
-      </w:r>
-      <w:proofErr w:type="spellEnd"/>
-      <w:r>
-        <w:rPr>
-          <w:lang w:val="en-US"/>
-        </w:rPr>
-        <w:t xml:space="preserve">, P. M.; Hoffmann, R. A theoretical study of </w:t>
-      </w:r>
-      <w:proofErr w:type="spellStart"/>
-      <w:r>
-        <w:rPr>
-          <w:lang w:val="en-US"/>
-        </w:rPr>
-        <w:t>crystallochromy</w:t>
-      </w:r>
-      <w:proofErr w:type="spellEnd"/>
-      <w:r>
-        <w:rPr>
-          <w:lang w:val="en-US"/>
-        </w:rPr>
-        <w:t xml:space="preserve">-quantum interference effects in the spectra of </w:t>
-      </w:r>
-      <w:proofErr w:type="spellStart"/>
-      <w:r>
-        <w:rPr>
-          <w:lang w:val="en-US"/>
-        </w:rPr>
-        <w:t>perylene</w:t>
-      </w:r>
-      <w:proofErr w:type="spellEnd"/>
-      <w:r>
-        <w:rPr>
-          <w:lang w:val="en-US"/>
-        </w:rPr>
-        <w:t xml:space="preserve"> pigments. J. Am. Chem. Soc. 1994, 116, 9684</w:t>
-      </w:r>
-      <w:r>
-        <w:t>-</w:t>
-      </w:r>
-      <w:r>
-        <w:rPr>
-          <w:lang w:val="en-US"/>
-        </w:rPr>
-        <w:t>9691.</w:t>
-      </w:r>
+      <w:r>
+        <w:rPr>
+          <w:highlight w:val="yellow"/>
+          <w:lang w:val="en-US"/>
+        </w:rPr>
+        <w:t>Extrapolation</w:t>
+      </w:r>
+      <w:r>
+        <w:rPr>
+          <w:highlight w:val="yellow"/>
+          <w:lang w:val="en-US"/>
+        </w:rPr>
+        <w:t>1</w:t>
+      </w:r>
+      <w:r>
+        <w:rPr>
+          <w:highlight w:val="yellow"/>
+          <w:lang w:val="en-US"/>
+        </w:rPr>
+        <w:t xml:space="preserve">: </w:t>
+      </w:r>
+      <w:proofErr w:type="spellStart"/>
+      <w:r>
+        <w:rPr>
+          <w:lang w:val="en-US"/>
+        </w:rPr>
+        <w:t>casanovas</w:t>
+      </w:r>
+      <w:proofErr w:type="spellEnd"/>
     </w:p>
     <w:p>
       <w:pPr>
@@ -1135,7 +4445,64 @@
         </w:rPr>
       </w:pPr>
       <w:r>
-        <w:t>ZnPc_exciton3</w:t>
+        <w:rPr>
+          <w:lang w:val="en-US"/>
+        </w:rPr>
+        <w:t>Mind the gap!</w:t>
+      </w:r>
+      <w:r>
+        <w:rPr>
+          <w:lang w:val="en-US"/>
+        </w:rPr>
+        <w:t xml:space="preserve"> </w:t>
+      </w:r>
+      <w:r>
+        <w:rPr>
+          <w:lang w:val="en-US"/>
+        </w:rPr>
+        <w:t xml:space="preserve">J.-L. </w:t>
+      </w:r>
+      <w:proofErr w:type="spellStart"/>
+      <w:r>
+        <w:rPr>
+          <w:lang w:val="en-US"/>
+        </w:rPr>
+        <w:t>Bredas</w:t>
+      </w:r>
+      <w:proofErr w:type="spellEnd"/>
+      <w:r>
+        <w:rPr>
+          <w:lang w:val="en-US"/>
+        </w:rPr>
+        <w:t xml:space="preserve">, Mater. </w:t>
+      </w:r>
+      <w:proofErr w:type="spellStart"/>
+      <w:proofErr w:type="gramStart"/>
+      <w:r>
+        <w:rPr>
+          <w:lang w:val="en-US"/>
+        </w:rPr>
+        <w:t>Horiz</w:t>
+      </w:r>
+      <w:proofErr w:type="spellEnd"/>
+      <w:r>
+        <w:rPr>
+          <w:lang w:val="en-US"/>
+        </w:rPr>
+        <w:t>.,</w:t>
+      </w:r>
+      <w:proofErr w:type="gramEnd"/>
+      <w:r>
+        <w:rPr>
+          <w:lang w:val="en-US"/>
+        </w:rPr>
+        <w:t xml:space="preserve"> 2014, 1, 17</w:t>
+      </w:r>
+      <w:r>
+        <w:rPr>
+          <w:lang w:val="en-US"/>
+        </w:rPr>
+        <w:t>.</w:t>
       </w:r>
     </w:p>
     <w:p>
@@ -1151,24 +4518,15 @@
       </w:pPr>
       <w:r>
         <w:rPr>
-          <w:highlight w:val="yellow"/>
-          <w:lang w:val="en-US"/>
-        </w:rPr>
-        <w:t>Extrapolation</w:t>
-      </w:r>
-      <w:r>
-        <w:rPr>
-          <w:highlight w:val="yellow"/>
-          <w:lang w:val="en-US"/>
-        </w:rPr>
-        <w:t>1</w:t>
-      </w:r>
-      <w:r>
-        <w:rPr>
-          <w:highlight w:val="yellow"/>
-          <w:lang w:val="en-US"/>
-        </w:rPr>
-        <w:t>: explaining free-electron vs. tight-binding</w:t>
+          <w:lang w:val="en-US"/>
+        </w:rPr>
+        <w:t xml:space="preserve">Extrapolation 2: </w:t>
+      </w:r>
+      <w:r>
+        <w:rPr>
+          <w:lang w:val="en-US"/>
+        </w:rPr>
+        <w:t>larssen</w:t>
       </w:r>
     </w:p>
     <w:p>
@@ -1184,51 +4542,422 @@
       </w:pPr>
       <w:proofErr w:type="spellStart"/>
       <w:r>
-        <w:t>Mind</w:t>
-      </w:r>
-      <w:proofErr w:type="spellEnd"/>
-      <w:r>
-        <w:t xml:space="preserve"> </w:t>
-      </w:r>
-      <w:proofErr w:type="spellStart"/>
-      <w:r>
-        <w:t>the</w:t>
-      </w:r>
-      <w:proofErr w:type="spellEnd"/>
-      <w:r>
-        <w:t xml:space="preserve"> </w:t>
-      </w:r>
-      <w:proofErr w:type="spellStart"/>
-      <w:r>
-        <w:t>gap</w:t>
-      </w:r>
-      <w:proofErr w:type="spellEnd"/>
-      <w:r>
-        <w:t>!</w:t>
-      </w:r>
-    </w:p>
-    <w:p>
-      <w:pPr>
-        <w:pStyle w:val="a3"/>
-        <w:numPr>
-          <w:ilvl w:val="0"/>
-          <w:numId w:val="1"/>
-        </w:numPr>
-        <w:rPr>
-          <w:lang w:val="en-US"/>
-        </w:rPr>
-      </w:pPr>
-      <w:r>
-        <w:rPr>
-          <w:lang w:val="en-US"/>
-        </w:rPr>
-        <w:t xml:space="preserve">Extrapolation 2: optical gaps, or ref. </w:t>
-      </w:r>
-      <w:r>
-        <w:rPr>
-          <w:lang w:val="en-US"/>
-        </w:rPr>
-        <w:t>53</w:t>
+        <w:rPr>
+          <w:lang w:val="en-US"/>
+        </w:rPr>
+        <w:t>ZnPcXRD</w:t>
+      </w:r>
+      <w:proofErr w:type="spellEnd"/>
+    </w:p>
+    <w:p>
+      <w:pPr>
+        <w:rPr>
+          <w:lang w:val="en-US"/>
+        </w:rPr>
+      </w:pPr>
+    </w:p>
+    <w:p>
+      <w:pPr>
+        <w:rPr>
+          <w:lang w:val="en-US"/>
+        </w:rPr>
+      </w:pPr>
+      <w:r>
+        <w:rPr>
+          <w:lang w:val="en-US"/>
+        </w:rPr>
+        <w:t>13.</w:t>
+      </w:r>
+      <w:r>
+        <w:rPr>
+          <w:lang w:val="en-US"/>
+        </w:rPr>
+        <w:tab/>
+      </w:r>
+      <w:r>
+        <w:rPr>
+          <w:lang w:val="en-US"/>
+        </w:rPr>
+        <w:t xml:space="preserve">B3PW </w:t>
+      </w:r>
+      <w:r>
+        <w:rPr>
+          <w:lang w:val="en-US"/>
+        </w:rPr>
+        <w:t xml:space="preserve">(a) </w:t>
+      </w:r>
+      <w:proofErr w:type="spellStart"/>
+      <w:r>
+        <w:rPr>
+          <w:lang w:val="en-US"/>
+        </w:rPr>
+        <w:t>Becke</w:t>
+      </w:r>
+      <w:proofErr w:type="spellEnd"/>
+      <w:r>
+        <w:rPr>
+          <w:lang w:val="en-US"/>
+        </w:rPr>
+        <w:t xml:space="preserve"> AD. J. Chem. Phys. 1993; 98: 5648-5652. (b) </w:t>
+      </w:r>
+      <w:proofErr w:type="spellStart"/>
+      <w:r>
+        <w:rPr>
+          <w:lang w:val="en-US"/>
+        </w:rPr>
+        <w:t>Perdew</w:t>
+      </w:r>
+      <w:proofErr w:type="spellEnd"/>
+      <w:r>
+        <w:rPr>
+          <w:lang w:val="en-US"/>
+        </w:rPr>
+        <w:t xml:space="preserve"> JP and Wang Y. Phys. Rev. B 1992; 45: 13244-13249.</w:t>
+      </w:r>
+    </w:p>
+    <w:p>
+      <w:pPr>
+        <w:rPr>
+          <w:lang w:val="en-US"/>
+        </w:rPr>
+      </w:pPr>
+      <w:r>
+        <w:rPr>
+          <w:lang w:val="en-US"/>
+        </w:rPr>
+        <w:t>14.</w:t>
+      </w:r>
+      <w:r>
+        <w:rPr>
+          <w:lang w:val="en-US"/>
+        </w:rPr>
+        <w:tab/>
+      </w:r>
+      <w:r>
+        <w:rPr>
+          <w:lang w:val="en-US"/>
+        </w:rPr>
+        <w:t xml:space="preserve">6-31 </w:t>
+      </w:r>
+      <w:r>
+        <w:rPr>
+          <w:lang w:val="en-US"/>
+        </w:rPr>
+        <w:t xml:space="preserve">(a) </w:t>
+      </w:r>
+      <w:proofErr w:type="spellStart"/>
+      <w:r>
+        <w:rPr>
+          <w:lang w:val="en-US"/>
+        </w:rPr>
+        <w:t>Hehre</w:t>
+      </w:r>
+      <w:proofErr w:type="spellEnd"/>
+      <w:r>
+        <w:rPr>
+          <w:lang w:val="en-US"/>
+        </w:rPr>
+        <w:t xml:space="preserve"> WJ, </w:t>
+      </w:r>
+      <w:proofErr w:type="spellStart"/>
+      <w:r>
+        <w:rPr>
+          <w:lang w:val="en-US"/>
+        </w:rPr>
+        <w:t>Ditchfield</w:t>
+      </w:r>
+      <w:proofErr w:type="spellEnd"/>
+      <w:r>
+        <w:rPr>
+          <w:lang w:val="en-US"/>
+        </w:rPr>
+        <w:t xml:space="preserve"> R and </w:t>
+      </w:r>
+      <w:proofErr w:type="spellStart"/>
+      <w:r>
+        <w:rPr>
+          <w:lang w:val="en-US"/>
+        </w:rPr>
+        <w:t>Pople</w:t>
+      </w:r>
+      <w:proofErr w:type="spellEnd"/>
+      <w:r>
+        <w:rPr>
+          <w:lang w:val="en-US"/>
+        </w:rPr>
+        <w:t xml:space="preserve"> JA. J. Chem. Phys. 1972; 56: 2257-2261. (b) </w:t>
+      </w:r>
+      <w:proofErr w:type="spellStart"/>
+      <w:r>
+        <w:rPr>
+          <w:lang w:val="en-US"/>
+        </w:rPr>
+        <w:t>Hariharan</w:t>
+      </w:r>
+      <w:proofErr w:type="spellEnd"/>
+      <w:r>
+        <w:rPr>
+          <w:lang w:val="en-US"/>
+        </w:rPr>
+        <w:t xml:space="preserve"> PC and </w:t>
+      </w:r>
+      <w:proofErr w:type="spellStart"/>
+      <w:r>
+        <w:rPr>
+          <w:lang w:val="en-US"/>
+        </w:rPr>
+        <w:t>Pople</w:t>
+      </w:r>
+      <w:proofErr w:type="spellEnd"/>
+      <w:r>
+        <w:rPr>
+          <w:lang w:val="en-US"/>
+        </w:rPr>
+        <w:t xml:space="preserve"> JA. </w:t>
+      </w:r>
+      <w:proofErr w:type="spellStart"/>
+      <w:r>
+        <w:rPr>
+          <w:lang w:val="en-US"/>
+        </w:rPr>
+        <w:t>Theor</w:t>
+      </w:r>
+      <w:proofErr w:type="spellEnd"/>
+      <w:r>
+        <w:rPr>
+          <w:lang w:val="en-US"/>
+        </w:rPr>
+        <w:t xml:space="preserve">. Chem. Acc. 1973; 28: 213-222. (c) </w:t>
+      </w:r>
+      <w:proofErr w:type="spellStart"/>
+      <w:r>
+        <w:rPr>
+          <w:lang w:val="en-US"/>
+        </w:rPr>
+        <w:t>Rassolov</w:t>
+      </w:r>
+      <w:proofErr w:type="spellEnd"/>
+      <w:r>
+        <w:rPr>
+          <w:lang w:val="en-US"/>
+        </w:rPr>
+        <w:t xml:space="preserve"> VA, </w:t>
+      </w:r>
+      <w:proofErr w:type="spellStart"/>
+      <w:r>
+        <w:rPr>
+          <w:lang w:val="en-US"/>
+        </w:rPr>
+        <w:t>Pople</w:t>
+      </w:r>
+      <w:proofErr w:type="spellEnd"/>
+      <w:r>
+        <w:rPr>
+          <w:lang w:val="en-US"/>
+        </w:rPr>
+        <w:t xml:space="preserve"> JA, Ratner MA and </w:t>
+      </w:r>
+      <w:proofErr w:type="spellStart"/>
+      <w:r>
+        <w:rPr>
+          <w:lang w:val="en-US"/>
+        </w:rPr>
+        <w:t>Windus</w:t>
+      </w:r>
+      <w:proofErr w:type="spellEnd"/>
+      <w:r>
+        <w:rPr>
+          <w:lang w:val="en-US"/>
+        </w:rPr>
+        <w:t xml:space="preserve"> TL. J. Chem. Phys. 1998; 109: 1223-1229.</w:t>
+      </w:r>
+    </w:p>
+    <w:p>
+      <w:pPr>
+        <w:rPr>
+          <w:lang w:val="en-US"/>
+        </w:rPr>
+      </w:pPr>
+      <w:r>
+        <w:rPr>
+          <w:lang w:val="en-US"/>
+        </w:rPr>
+        <w:t>17.</w:t>
+      </w:r>
+      <w:r>
+        <w:rPr>
+          <w:lang w:val="en-US"/>
+        </w:rPr>
+        <w:tab/>
+      </w:r>
+      <w:r>
+        <w:rPr>
+          <w:lang w:val="en-US"/>
+        </w:rPr>
+        <w:t xml:space="preserve">LC-BLYP </w:t>
+      </w:r>
+      <w:r>
+        <w:rPr>
+          <w:lang w:val="en-US"/>
+        </w:rPr>
+        <w:t xml:space="preserve">(a) </w:t>
+      </w:r>
+      <w:proofErr w:type="spellStart"/>
+      <w:r>
+        <w:rPr>
+          <w:lang w:val="en-US"/>
+        </w:rPr>
+        <w:t>Becke</w:t>
+      </w:r>
+      <w:proofErr w:type="spellEnd"/>
+      <w:r>
+        <w:rPr>
+          <w:lang w:val="en-US"/>
+        </w:rPr>
+        <w:t xml:space="preserve"> AD. Phys. Rev. </w:t>
+      </w:r>
+      <w:proofErr w:type="gramStart"/>
+      <w:r>
+        <w:rPr>
+          <w:lang w:val="en-US"/>
+        </w:rPr>
+        <w:t>A</w:t>
+      </w:r>
+      <w:proofErr w:type="gramEnd"/>
+      <w:r>
+        <w:rPr>
+          <w:lang w:val="en-US"/>
+        </w:rPr>
+        <w:t xml:space="preserve"> 1988; 38: 3098-3100. (b) Lee C, Yang W and Parr RG. Phys. Rev. B 1988; 37: 785-789. (c) </w:t>
+      </w:r>
+      <w:proofErr w:type="spellStart"/>
+      <w:r>
+        <w:rPr>
+          <w:lang w:val="en-US"/>
+        </w:rPr>
+        <w:t>Iikura</w:t>
+      </w:r>
+      <w:proofErr w:type="spellEnd"/>
+      <w:r>
+        <w:rPr>
+          <w:lang w:val="en-US"/>
+        </w:rPr>
+        <w:t xml:space="preserve"> H, </w:t>
+      </w:r>
+      <w:proofErr w:type="spellStart"/>
+      <w:r>
+        <w:rPr>
+          <w:lang w:val="en-US"/>
+        </w:rPr>
+        <w:t>Tsuneda</w:t>
+      </w:r>
+      <w:proofErr w:type="spellEnd"/>
+      <w:r>
+        <w:rPr>
+          <w:lang w:val="en-US"/>
+        </w:rPr>
+        <w:t xml:space="preserve"> T, </w:t>
+      </w:r>
+      <w:proofErr w:type="spellStart"/>
+      <w:r>
+        <w:rPr>
+          <w:lang w:val="en-US"/>
+        </w:rPr>
+        <w:t>Yanai</w:t>
+      </w:r>
+      <w:proofErr w:type="spellEnd"/>
+      <w:r>
+        <w:rPr>
+          <w:lang w:val="en-US"/>
+        </w:rPr>
+        <w:t xml:space="preserve"> T and </w:t>
+      </w:r>
+      <w:proofErr w:type="spellStart"/>
+      <w:r>
+        <w:rPr>
+          <w:lang w:val="en-US"/>
+        </w:rPr>
+        <w:t>Hirao</w:t>
+      </w:r>
+      <w:proofErr w:type="spellEnd"/>
+      <w:r>
+        <w:rPr>
+          <w:lang w:val="en-US"/>
+        </w:rPr>
+        <w:t xml:space="preserve"> K. J. Chem. Phys. 2001; 115: 3540-3544.</w:t>
+      </w:r>
+    </w:p>
+    <w:p>
+      <w:pPr>
+        <w:rPr>
+          <w:lang w:val="en-US"/>
+        </w:rPr>
+      </w:pPr>
+      <w:r>
+        <w:rPr>
+          <w:lang w:val="en-US"/>
+        </w:rPr>
+        <w:t>18.</w:t>
+      </w:r>
+      <w:r>
+        <w:rPr>
+          <w:lang w:val="en-US"/>
+        </w:rPr>
+        <w:tab/>
+      </w:r>
+      <w:r>
+        <w:rPr>
+          <w:lang w:val="en-US"/>
+        </w:rPr>
+        <w:t xml:space="preserve">Def2TZVP, Def2/J </w:t>
+      </w:r>
+      <w:r>
+        <w:rPr>
+          <w:lang w:val="en-US"/>
+        </w:rPr>
+        <w:t xml:space="preserve">(a) </w:t>
+      </w:r>
+      <w:proofErr w:type="spellStart"/>
+      <w:r>
+        <w:rPr>
+          <w:lang w:val="en-US"/>
+        </w:rPr>
+        <w:t>Weigend</w:t>
+      </w:r>
+      <w:proofErr w:type="spellEnd"/>
+      <w:r>
+        <w:rPr>
+          <w:lang w:val="en-US"/>
+        </w:rPr>
+        <w:t xml:space="preserve"> F and </w:t>
+      </w:r>
+      <w:proofErr w:type="spellStart"/>
+      <w:r>
+        <w:rPr>
+          <w:lang w:val="en-US"/>
+        </w:rPr>
+        <w:t>Ahlrichs</w:t>
+      </w:r>
+      <w:proofErr w:type="spellEnd"/>
+      <w:r>
+        <w:rPr>
+          <w:lang w:val="en-US"/>
+        </w:rPr>
+        <w:t xml:space="preserve"> R. Phys. Chem. Chem. Phys. 2005; 7: 3297-3305. (b) </w:t>
+      </w:r>
+      <w:proofErr w:type="spellStart"/>
+      <w:r>
+        <w:rPr>
+          <w:lang w:val="en-US"/>
+        </w:rPr>
+        <w:t>Weigend</w:t>
+      </w:r>
+      <w:proofErr w:type="spellEnd"/>
+      <w:r>
+        <w:rPr>
+          <w:lang w:val="en-US"/>
+        </w:rPr>
+        <w:t xml:space="preserve"> F. Phys. Chem. Chem. Phys. 2006; 8: 1057-1065.</w:t>
       </w:r>
     </w:p>
     <w:sectPr>
